--- a/KE-HOACH-THUC-HIEN.docx
+++ b/KE-HOACH-THUC-HIEN.docx
@@ -805,28 +805,18 @@
       </w:pPr>
       <w:r>
         <w:rPr>
-          <w:rFonts w:ascii="Times New Roman" w:cs="Times New Roman" w:eastAsia="Times New Roman" w:hAnsi="Times New Roman"/>
-          <w:b w:val="1"/>
-          <w:bCs w:val="1"/>
+          <w:rFonts w:ascii="Times New Roman" w:hAnsi="Times New Roman"/>
+          <w:b/>
           <w:sz w:val="24"/>
-          <w:szCs w:val="24"/>
-          <w:rtl w:val="0"/>
         </w:rPr>
         <w:t xml:space="preserve">T (Time-bound - Thời hạn): </w:t>
       </w:r>
       <w:r>
         <w:rPr>
-          <w:rFonts w:ascii="Times New Roman" w:cs="Times New Roman" w:eastAsia="Times New Roman" w:hAnsi="Times New Roman"/>
+          <w:rFonts w:ascii="Times New Roman" w:hAnsi="Times New Roman"/>
           <w:sz w:val="24"/>
-          <w:szCs w:val="24"/>
-          <w:rtl w:val="0"/>
-        </w:rPr>
-        <w:t xml:space="preserve">Kế hoạch thực hiện trong 8 tuần (từ 12/10/2026 đến 06/12/2026) kể từ khi kế hoạch được duyệt; hoàn thành sản phẩm, báo cáo và bản trình bày trước hạn nộp chính thức.</w:t>
-      </w:r>
-      <w:r>
-        <w:rPr>
-          <w:rtl w:val="0"/>
-        </w:rPr>
+        </w:rPr>
+        <w:t>Kế hoạch thực hiện từ 14/10/2026 đến thời điểm nộp báo cáo từ 07/12/2026; thi vấn đáp theo lịch Khảo thí.</w:t>
       </w:r>
     </w:p>
     <w:p>
@@ -1183,203 +1173,170 @@
               <w:bottom w:w="100.0" w:type="dxa"/>
               <w:right w:w="100.0" w:type="dxa"/>
             </w:tcMar>
-          </w:tcPr>
-          <w:p>
-            <w:pPr>
-              <w:rPr/>
-            </w:pPr>
-            <w:r>
-              <w:rPr>
-                <w:rFonts w:ascii="Times New Roman" w:cs="Times New Roman" w:eastAsia="Times New Roman" w:hAnsi="Times New Roman"/>
-                <w:sz w:val="20"/>
-                <w:szCs w:val="20"/>
-                <w:rtl w:val="0"/>
-              </w:rPr>
-              <w:t xml:space="preserve">1</w:t>
-            </w:r>
-            <w:r>
-              <w:rPr>
-                <w:rtl w:val="0"/>
-              </w:rPr>
-            </w:r>
-          </w:p>
-        </w:tc>
-        <w:tc>
-          <w:tcPr>
-            <w:tcMar>
-              <w:top w:w="100.0" w:type="dxa"/>
-              <w:left w:w="100.0" w:type="dxa"/>
-              <w:bottom w:w="100.0" w:type="dxa"/>
-              <w:right w:w="100.0" w:type="dxa"/>
-            </w:tcMar>
-          </w:tcPr>
-          <w:p>
-            <w:pPr>
-              <w:rPr>
-                <w:b w:val="1"/>
-                <w:bCs w:val="1"/>
-              </w:rPr>
-            </w:pPr>
-            <w:r>
-              <w:rPr>
-                <w:rFonts w:ascii="Times New Roman" w:cs="Times New Roman" w:eastAsia="Times New Roman" w:hAnsi="Times New Roman"/>
-                <w:b w:val="1"/>
-                <w:bCs w:val="1"/>
-                <w:sz w:val="20"/>
-                <w:szCs w:val="20"/>
-                <w:rtl w:val="0"/>
-              </w:rPr>
-              <w:t xml:space="preserve">GIAI ĐOẠN 1: KHỞI ĐỘNG &amp; THIẾT KẾ</w:t>
-            </w:r>
-            <w:r>
-              <w:rPr>
-                <w:rtl w:val="0"/>
-              </w:rPr>
-            </w:r>
-          </w:p>
-        </w:tc>
-        <w:tc>
-          <w:tcPr>
-            <w:tcMar>
-              <w:top w:w="100.0" w:type="dxa"/>
-              <w:left w:w="100.0" w:type="dxa"/>
-              <w:bottom w:w="100.0" w:type="dxa"/>
-              <w:right w:w="100.0" w:type="dxa"/>
-            </w:tcMar>
-          </w:tcPr>
-          <w:p>
-            <w:pPr>
-              <w:rPr/>
-            </w:pPr>
-            <w:r>
-              <w:rPr>
-                <w:rFonts w:ascii="Times New Roman" w:cs="Times New Roman" w:eastAsia="Times New Roman" w:hAnsi="Times New Roman"/>
-                <w:sz w:val="20"/>
-                <w:szCs w:val="20"/>
-                <w:rtl w:val="0"/>
-              </w:rPr>
-              <w:t xml:space="preserve">Nguyễn Minh Toàn</w:t>
-            </w:r>
-            <w:r>
-              <w:rPr>
-                <w:rtl w:val="0"/>
-              </w:rPr>
-            </w:r>
-          </w:p>
-        </w:tc>
-        <w:tc>
-          <w:tcPr>
-            <w:tcMar>
-              <w:top w:w="100.0" w:type="dxa"/>
-              <w:left w:w="100.0" w:type="dxa"/>
-              <w:bottom w:w="100.0" w:type="dxa"/>
-              <w:right w:w="100.0" w:type="dxa"/>
-            </w:tcMar>
-          </w:tcPr>
-          <w:p>
-            <w:pPr>
-              <w:rPr/>
-            </w:pPr>
-            <w:r>
-              <w:rPr>
-                <w:rFonts w:ascii="Times New Roman" w:cs="Times New Roman" w:eastAsia="Times New Roman" w:hAnsi="Times New Roman"/>
-                <w:sz w:val="20"/>
-                <w:szCs w:val="20"/>
-                <w:rtl w:val="0"/>
-              </w:rPr>
-              <w:t xml:space="preserve">12/10/2026</w:t>
-            </w:r>
-            <w:r>
-              <w:rPr>
-                <w:rtl w:val="0"/>
-              </w:rPr>
-            </w:r>
-          </w:p>
-        </w:tc>
-        <w:tc>
-          <w:tcPr>
-            <w:tcMar>
-              <w:top w:w="100.0" w:type="dxa"/>
-              <w:left w:w="100.0" w:type="dxa"/>
-              <w:bottom w:w="100.0" w:type="dxa"/>
-              <w:right w:w="100.0" w:type="dxa"/>
-            </w:tcMar>
-          </w:tcPr>
-          <w:p>
-            <w:pPr>
-              <w:rPr/>
-            </w:pPr>
-            <w:r>
-              <w:rPr>
-                <w:rFonts w:ascii="Times New Roman" w:cs="Times New Roman" w:eastAsia="Times New Roman" w:hAnsi="Times New Roman"/>
-                <w:sz w:val="20"/>
-                <w:szCs w:val="20"/>
-                <w:rtl w:val="0"/>
-              </w:rPr>
-              <w:t xml:space="preserve">25/10/2026</w:t>
-            </w:r>
-            <w:r>
-              <w:rPr>
-                <w:rtl w:val="0"/>
-              </w:rPr>
-            </w:r>
-          </w:p>
-        </w:tc>
-        <w:tc>
-          <w:tcPr>
-            <w:tcMar>
-              <w:top w:w="100.0" w:type="dxa"/>
-              <w:left w:w="100.0" w:type="dxa"/>
-              <w:bottom w:w="100.0" w:type="dxa"/>
-              <w:right w:w="100.0" w:type="dxa"/>
-            </w:tcMar>
-          </w:tcPr>
-          <w:p>
-            <w:pPr>
-              <w:rPr/>
-            </w:pPr>
-            <w:r>
-              <w:rPr>
-                <w:rFonts w:ascii="Times New Roman" w:cs="Times New Roman" w:eastAsia="Times New Roman" w:hAnsi="Times New Roman"/>
-                <w:sz w:val="20"/>
-                <w:szCs w:val="20"/>
-                <w:rtl w:val="0"/>
-              </w:rPr>
-              <w:t xml:space="preserve">Phạm vi, yêu cầu và thiết kế nền tảng</w:t>
-            </w:r>
-            <w:r>
-              <w:rPr>
-                <w:rtl w:val="0"/>
-              </w:rPr>
-            </w:r>
-          </w:p>
-        </w:tc>
-        <w:tc>
-          <w:tcPr>
-            <w:tcMar>
-              <w:top w:w="100.0" w:type="dxa"/>
-              <w:left w:w="100.0" w:type="dxa"/>
-              <w:bottom w:w="100.0" w:type="dxa"/>
-              <w:right w:w="100.0" w:type="dxa"/>
-            </w:tcMar>
-          </w:tcPr>
-          <w:p>
-            <w:pPr>
-              <w:rPr/>
-            </w:pPr>
-            <w:r>
-              <w:rPr>
-                <w:rFonts w:ascii="Times New Roman" w:cs="Times New Roman" w:eastAsia="Times New Roman" w:hAnsi="Times New Roman"/>
-                <w:sz w:val="20"/>
-                <w:szCs w:val="20"/>
-                <w:rtl w:val="0"/>
-              </w:rPr>
-              <w:t xml:space="preserve">Đang làm</w:t>
-            </w:r>
-            <w:r>
-              <w:rPr>
-                <w:rtl w:val="0"/>
-              </w:rPr>
+            <w:vAlign w:val="center"/>
+          </w:tcPr>
+          <w:p>
+            <w:pPr>
+              <w:spacing w:after="0" w:before="0"/>
+              <w:jc w:val="center"/>
+            </w:pPr>
+            <w:r>
+              <w:rPr>
+                <w:rFonts w:ascii="Times New Roman" w:hAnsi="Times New Roman"/>
+                <w:b w:val="0"/>
+                <w:sz w:val="20"/>
+              </w:rPr>
+              <w:t>1</w:t>
+            </w:r>
+          </w:p>
+        </w:tc>
+        <w:tc>
+          <w:tcPr>
+            <w:tcMar>
+              <w:top w:w="100.0" w:type="dxa"/>
+              <w:left w:w="100.0" w:type="dxa"/>
+              <w:bottom w:w="100.0" w:type="dxa"/>
+              <w:right w:w="100.0" w:type="dxa"/>
+            </w:tcMar>
+            <w:vAlign w:val="center"/>
+          </w:tcPr>
+          <w:p>
+            <w:pPr>
+              <w:spacing w:after="0" w:before="0"/>
+              <w:jc w:val="left"/>
+            </w:pPr>
+            <w:r>
+              <w:rPr>
+                <w:rFonts w:ascii="Times New Roman" w:hAnsi="Times New Roman"/>
+                <w:b w:val="0"/>
+                <w:sz w:val="20"/>
+              </w:rPr>
+              <w:t>Xây dựng đề cương</w:t>
+            </w:r>
+          </w:p>
+        </w:tc>
+        <w:tc>
+          <w:tcPr>
+            <w:tcMar>
+              <w:top w:w="100.0" w:type="dxa"/>
+              <w:left w:w="100.0" w:type="dxa"/>
+              <w:bottom w:w="100.0" w:type="dxa"/>
+              <w:right w:w="100.0" w:type="dxa"/>
+            </w:tcMar>
+            <w:vAlign w:val="center"/>
+          </w:tcPr>
+          <w:p>
+            <w:pPr>
+              <w:spacing w:after="0" w:before="0"/>
+              <w:jc w:val="center"/>
+            </w:pPr>
+            <w:r>
+              <w:rPr>
+                <w:rFonts w:ascii="Times New Roman" w:hAnsi="Times New Roman"/>
+                <w:b w:val="0"/>
+                <w:sz w:val="20"/>
+              </w:rPr>
+              <w:t>Nguyễn Minh Toàn</w:t>
+            </w:r>
+          </w:p>
+        </w:tc>
+        <w:tc>
+          <w:tcPr>
+            <w:tcMar>
+              <w:top w:w="100.0" w:type="dxa"/>
+              <w:left w:w="100.0" w:type="dxa"/>
+              <w:bottom w:w="100.0" w:type="dxa"/>
+              <w:right w:w="100.0" w:type="dxa"/>
+            </w:tcMar>
+            <w:vAlign w:val="center"/>
+          </w:tcPr>
+          <w:p>
+            <w:pPr>
+              <w:spacing w:after="0" w:before="0"/>
+              <w:jc w:val="center"/>
+            </w:pPr>
+            <w:r>
+              <w:rPr>
+                <w:rFonts w:ascii="Times New Roman" w:hAnsi="Times New Roman"/>
+                <w:b w:val="0"/>
+                <w:sz w:val="20"/>
+              </w:rPr>
+              <w:t>14/10/2026</w:t>
+            </w:r>
+          </w:p>
+        </w:tc>
+        <w:tc>
+          <w:tcPr>
+            <w:tcMar>
+              <w:top w:w="100.0" w:type="dxa"/>
+              <w:left w:w="100.0" w:type="dxa"/>
+              <w:bottom w:w="100.0" w:type="dxa"/>
+              <w:right w:w="100.0" w:type="dxa"/>
+            </w:tcMar>
+            <w:vAlign w:val="center"/>
+          </w:tcPr>
+          <w:p>
+            <w:pPr>
+              <w:spacing w:after="0" w:before="0"/>
+              <w:jc w:val="center"/>
+            </w:pPr>
+            <w:r>
+              <w:rPr>
+                <w:rFonts w:ascii="Times New Roman" w:hAnsi="Times New Roman"/>
+                <w:b w:val="0"/>
+                <w:sz w:val="20"/>
+              </w:rPr>
+              <w:t>15/10/2026</w:t>
+            </w:r>
+          </w:p>
+        </w:tc>
+        <w:tc>
+          <w:tcPr>
+            <w:tcMar>
+              <w:top w:w="100.0" w:type="dxa"/>
+              <w:left w:w="100.0" w:type="dxa"/>
+              <w:bottom w:w="100.0" w:type="dxa"/>
+              <w:right w:w="100.0" w:type="dxa"/>
+            </w:tcMar>
+            <w:vAlign w:val="center"/>
+          </w:tcPr>
+          <w:p>
+            <w:pPr>
+              <w:spacing w:after="0" w:before="0"/>
+              <w:jc w:val="left"/>
+            </w:pPr>
+            <w:r>
+              <w:rPr>
+                <w:rFonts w:ascii="Times New Roman" w:hAnsi="Times New Roman"/>
+                <w:b w:val="0"/>
+                <w:sz w:val="20"/>
+              </w:rPr>
+              <w:t>Đề cương hoàn chỉnh</w:t>
+            </w:r>
+          </w:p>
+        </w:tc>
+        <w:tc>
+          <w:tcPr>
+            <w:tcMar>
+              <w:top w:w="100.0" w:type="dxa"/>
+              <w:left w:w="100.0" w:type="dxa"/>
+              <w:bottom w:w="100.0" w:type="dxa"/>
+              <w:right w:w="100.0" w:type="dxa"/>
+            </w:tcMar>
+            <w:vAlign w:val="center"/>
+          </w:tcPr>
+          <w:p>
+            <w:pPr>
+              <w:spacing w:after="0" w:before="0"/>
+              <w:jc w:val="center"/>
+            </w:pPr>
+            <w:r>
+              <w:rPr>
+                <w:rFonts w:ascii="Times New Roman" w:hAnsi="Times New Roman"/>
+                <w:b w:val="0"/>
+                <w:sz w:val="20"/>
+              </w:rPr>
+              <w:t>Xong</w:t>
             </w:r>
           </w:p>
         </w:tc>
@@ -1397,198 +1354,170 @@
               <w:bottom w:w="100.0" w:type="dxa"/>
               <w:right w:w="100.0" w:type="dxa"/>
             </w:tcMar>
-          </w:tcPr>
-          <w:p>
-            <w:pPr>
-              <w:rPr/>
-            </w:pPr>
-            <w:r>
-              <w:rPr>
-                <w:rFonts w:ascii="Times New Roman" w:cs="Times New Roman" w:eastAsia="Times New Roman" w:hAnsi="Times New Roman"/>
-                <w:sz w:val="20"/>
-                <w:szCs w:val="20"/>
-                <w:rtl w:val="0"/>
-              </w:rPr>
-              <w:t xml:space="preserve">1.1</w:t>
-            </w:r>
-            <w:r>
-              <w:rPr>
-                <w:rtl w:val="0"/>
-              </w:rPr>
-            </w:r>
-          </w:p>
-        </w:tc>
-        <w:tc>
-          <w:tcPr>
-            <w:tcMar>
-              <w:top w:w="100.0" w:type="dxa"/>
-              <w:left w:w="100.0" w:type="dxa"/>
-              <w:bottom w:w="100.0" w:type="dxa"/>
-              <w:right w:w="100.0" w:type="dxa"/>
-            </w:tcMar>
-          </w:tcPr>
-          <w:p>
-            <w:pPr>
-              <w:rPr/>
-            </w:pPr>
-            <w:r>
-              <w:rPr>
-                <w:rFonts w:ascii="Times New Roman" w:cs="Times New Roman" w:eastAsia="Times New Roman" w:hAnsi="Times New Roman"/>
-                <w:sz w:val="20"/>
-                <w:szCs w:val="20"/>
-                <w:rtl w:val="0"/>
-              </w:rPr>
-              <w:t xml:space="preserve">Hoàn thiện yêu cầu, phạm vi và kế hoạch thực hiện</w:t>
-            </w:r>
-            <w:r>
-              <w:rPr>
-                <w:rtl w:val="0"/>
-              </w:rPr>
-            </w:r>
-          </w:p>
-        </w:tc>
-        <w:tc>
-          <w:tcPr>
-            <w:tcMar>
-              <w:top w:w="100.0" w:type="dxa"/>
-              <w:left w:w="100.0" w:type="dxa"/>
-              <w:bottom w:w="100.0" w:type="dxa"/>
-              <w:right w:w="100.0" w:type="dxa"/>
-            </w:tcMar>
-          </w:tcPr>
-          <w:p>
-            <w:pPr>
-              <w:rPr/>
-            </w:pPr>
-            <w:r>
-              <w:rPr>
-                <w:rFonts w:ascii="Times New Roman" w:cs="Times New Roman" w:eastAsia="Times New Roman" w:hAnsi="Times New Roman"/>
-                <w:sz w:val="20"/>
-                <w:szCs w:val="20"/>
-                <w:rtl w:val="0"/>
-              </w:rPr>
-              <w:t xml:space="preserve">Nguyễn Minh Toàn</w:t>
-            </w:r>
-            <w:r>
-              <w:rPr>
-                <w:rtl w:val="0"/>
-              </w:rPr>
-            </w:r>
-          </w:p>
-        </w:tc>
-        <w:tc>
-          <w:tcPr>
-            <w:tcMar>
-              <w:top w:w="100.0" w:type="dxa"/>
-              <w:left w:w="100.0" w:type="dxa"/>
-              <w:bottom w:w="100.0" w:type="dxa"/>
-              <w:right w:w="100.0" w:type="dxa"/>
-            </w:tcMar>
-          </w:tcPr>
-          <w:p>
-            <w:pPr>
-              <w:rPr/>
-            </w:pPr>
-            <w:r>
-              <w:rPr>
-                <w:rFonts w:ascii="Times New Roman" w:cs="Times New Roman" w:eastAsia="Times New Roman" w:hAnsi="Times New Roman"/>
-                <w:sz w:val="20"/>
-                <w:szCs w:val="20"/>
-                <w:rtl w:val="0"/>
-              </w:rPr>
-              <w:t xml:space="preserve">12/10/2026</w:t>
-            </w:r>
-            <w:r>
-              <w:rPr>
-                <w:rtl w:val="0"/>
-              </w:rPr>
-            </w:r>
-          </w:p>
-        </w:tc>
-        <w:tc>
-          <w:tcPr>
-            <w:tcMar>
-              <w:top w:w="100.0" w:type="dxa"/>
-              <w:left w:w="100.0" w:type="dxa"/>
-              <w:bottom w:w="100.0" w:type="dxa"/>
-              <w:right w:w="100.0" w:type="dxa"/>
-            </w:tcMar>
-          </w:tcPr>
-          <w:p>
-            <w:pPr>
-              <w:rPr/>
-            </w:pPr>
-            <w:r>
-              <w:rPr>
-                <w:rFonts w:ascii="Times New Roman" w:cs="Times New Roman" w:eastAsia="Times New Roman" w:hAnsi="Times New Roman"/>
-                <w:sz w:val="20"/>
-                <w:szCs w:val="20"/>
-                <w:rtl w:val="0"/>
-              </w:rPr>
-              <w:t xml:space="preserve">18/10/2026</w:t>
-            </w:r>
-            <w:r>
-              <w:rPr>
-                <w:rtl w:val="0"/>
-              </w:rPr>
-            </w:r>
-          </w:p>
-        </w:tc>
-        <w:tc>
-          <w:tcPr>
-            <w:tcMar>
-              <w:top w:w="100.0" w:type="dxa"/>
-              <w:left w:w="100.0" w:type="dxa"/>
-              <w:bottom w:w="100.0" w:type="dxa"/>
-              <w:right w:w="100.0" w:type="dxa"/>
-            </w:tcMar>
-          </w:tcPr>
-          <w:p>
-            <w:pPr>
-              <w:rPr/>
-            </w:pPr>
-            <w:r>
-              <w:rPr>
-                <w:rFonts w:ascii="Times New Roman" w:cs="Times New Roman" w:eastAsia="Times New Roman" w:hAnsi="Times New Roman"/>
-                <w:sz w:val="20"/>
-                <w:szCs w:val="20"/>
-                <w:rtl w:val="0"/>
-              </w:rPr>
-              <w:t xml:space="preserve">Bản kế hoạch + đặc tả phạm vi</w:t>
-            </w:r>
-            <w:r>
-              <w:rPr>
-                <w:rtl w:val="0"/>
-              </w:rPr>
-            </w:r>
-          </w:p>
-        </w:tc>
-        <w:tc>
-          <w:tcPr>
-            <w:tcMar>
-              <w:top w:w="100.0" w:type="dxa"/>
-              <w:left w:w="100.0" w:type="dxa"/>
-              <w:bottom w:w="100.0" w:type="dxa"/>
-              <w:right w:w="100.0" w:type="dxa"/>
-            </w:tcMar>
-          </w:tcPr>
-          <w:p>
-            <w:pPr>
-              <w:rPr/>
-            </w:pPr>
-            <w:r>
-              <w:rPr>
-                <w:rFonts w:ascii="Times New Roman" w:cs="Times New Roman" w:eastAsia="Times New Roman" w:hAnsi="Times New Roman"/>
-                <w:sz w:val="20"/>
-                <w:szCs w:val="20"/>
-                <w:rtl w:val="0"/>
-              </w:rPr>
-              <w:t xml:space="preserve">Đang làm</w:t>
-            </w:r>
-            <w:r>
-              <w:rPr>
-                <w:rtl w:val="0"/>
-              </w:rPr>
+            <w:vAlign w:val="center"/>
+          </w:tcPr>
+          <w:p>
+            <w:pPr>
+              <w:spacing w:after="0" w:before="0"/>
+              <w:jc w:val="center"/>
+            </w:pPr>
+            <w:r>
+              <w:rPr>
+                <w:rFonts w:ascii="Times New Roman" w:hAnsi="Times New Roman"/>
+                <w:b w:val="0"/>
+                <w:sz w:val="20"/>
+              </w:rPr>
+              <w:t>2</w:t>
+            </w:r>
+          </w:p>
+        </w:tc>
+        <w:tc>
+          <w:tcPr>
+            <w:tcMar>
+              <w:top w:w="100.0" w:type="dxa"/>
+              <w:left w:w="100.0" w:type="dxa"/>
+              <w:bottom w:w="100.0" w:type="dxa"/>
+              <w:right w:w="100.0" w:type="dxa"/>
+            </w:tcMar>
+            <w:vAlign w:val="center"/>
+          </w:tcPr>
+          <w:p>
+            <w:pPr>
+              <w:spacing w:after="0" w:before="0"/>
+              <w:jc w:val="left"/>
+            </w:pPr>
+            <w:r>
+              <w:rPr>
+                <w:rFonts w:ascii="Times New Roman" w:hAnsi="Times New Roman"/>
+                <w:b w:val="0"/>
+                <w:sz w:val="20"/>
+              </w:rPr>
+              <w:t>Nộp đề cương</w:t>
+            </w:r>
+          </w:p>
+        </w:tc>
+        <w:tc>
+          <w:tcPr>
+            <w:tcMar>
+              <w:top w:w="100.0" w:type="dxa"/>
+              <w:left w:w="100.0" w:type="dxa"/>
+              <w:bottom w:w="100.0" w:type="dxa"/>
+              <w:right w:w="100.0" w:type="dxa"/>
+            </w:tcMar>
+            <w:vAlign w:val="center"/>
+          </w:tcPr>
+          <w:p>
+            <w:pPr>
+              <w:spacing w:after="0" w:before="0"/>
+              <w:jc w:val="center"/>
+            </w:pPr>
+            <w:r>
+              <w:rPr>
+                <w:rFonts w:ascii="Times New Roman" w:hAnsi="Times New Roman"/>
+                <w:b w:val="0"/>
+                <w:sz w:val="20"/>
+              </w:rPr>
+              <w:t>Nguyễn Minh Toàn</w:t>
+            </w:r>
+          </w:p>
+        </w:tc>
+        <w:tc>
+          <w:tcPr>
+            <w:tcMar>
+              <w:top w:w="100.0" w:type="dxa"/>
+              <w:left w:w="100.0" w:type="dxa"/>
+              <w:bottom w:w="100.0" w:type="dxa"/>
+              <w:right w:w="100.0" w:type="dxa"/>
+            </w:tcMar>
+            <w:vAlign w:val="center"/>
+          </w:tcPr>
+          <w:p>
+            <w:pPr>
+              <w:spacing w:after="0" w:before="0"/>
+              <w:jc w:val="center"/>
+            </w:pPr>
+            <w:r>
+              <w:rPr>
+                <w:rFonts w:ascii="Times New Roman" w:hAnsi="Times New Roman"/>
+                <w:b w:val="0"/>
+                <w:sz w:val="20"/>
+              </w:rPr>
+              <w:t>15/10/2026</w:t>
+            </w:r>
+          </w:p>
+        </w:tc>
+        <w:tc>
+          <w:tcPr>
+            <w:tcMar>
+              <w:top w:w="100.0" w:type="dxa"/>
+              <w:left w:w="100.0" w:type="dxa"/>
+              <w:bottom w:w="100.0" w:type="dxa"/>
+              <w:right w:w="100.0" w:type="dxa"/>
+            </w:tcMar>
+            <w:vAlign w:val="center"/>
+          </w:tcPr>
+          <w:p>
+            <w:pPr>
+              <w:spacing w:after="0" w:before="0"/>
+              <w:jc w:val="center"/>
+            </w:pPr>
+            <w:r>
+              <w:rPr>
+                <w:rFonts w:ascii="Times New Roman" w:hAnsi="Times New Roman"/>
+                <w:b w:val="0"/>
+                <w:sz w:val="20"/>
+              </w:rPr>
+              <w:t>16/10/2026</w:t>
+            </w:r>
+          </w:p>
+        </w:tc>
+        <w:tc>
+          <w:tcPr>
+            <w:tcMar>
+              <w:top w:w="100.0" w:type="dxa"/>
+              <w:left w:w="100.0" w:type="dxa"/>
+              <w:bottom w:w="100.0" w:type="dxa"/>
+              <w:right w:w="100.0" w:type="dxa"/>
+            </w:tcMar>
+            <w:vAlign w:val="center"/>
+          </w:tcPr>
+          <w:p>
+            <w:pPr>
+              <w:spacing w:after="0" w:before="0"/>
+              <w:jc w:val="left"/>
+            </w:pPr>
+            <w:r>
+              <w:rPr>
+                <w:rFonts w:ascii="Times New Roman" w:hAnsi="Times New Roman"/>
+                <w:b w:val="0"/>
+                <w:sz w:val="20"/>
+              </w:rPr>
+              <w:t>Đề cương đã nộp</w:t>
+            </w:r>
+          </w:p>
+        </w:tc>
+        <w:tc>
+          <w:tcPr>
+            <w:tcMar>
+              <w:top w:w="100.0" w:type="dxa"/>
+              <w:left w:w="100.0" w:type="dxa"/>
+              <w:bottom w:w="100.0" w:type="dxa"/>
+              <w:right w:w="100.0" w:type="dxa"/>
+            </w:tcMar>
+            <w:vAlign w:val="center"/>
+          </w:tcPr>
+          <w:p>
+            <w:pPr>
+              <w:spacing w:after="0" w:before="0"/>
+              <w:jc w:val="center"/>
+            </w:pPr>
+            <w:r>
+              <w:rPr>
+                <w:rFonts w:ascii="Times New Roman" w:hAnsi="Times New Roman"/>
+                <w:b w:val="0"/>
+                <w:sz w:val="20"/>
+              </w:rPr>
+              <w:t>Xong</w:t>
             </w:r>
           </w:p>
         </w:tc>
@@ -1606,198 +1535,170 @@
               <w:bottom w:w="100.0" w:type="dxa"/>
               <w:right w:w="100.0" w:type="dxa"/>
             </w:tcMar>
-          </w:tcPr>
-          <w:p>
-            <w:pPr>
-              <w:rPr/>
-            </w:pPr>
-            <w:r>
-              <w:rPr>
-                <w:rFonts w:ascii="Times New Roman" w:cs="Times New Roman" w:eastAsia="Times New Roman" w:hAnsi="Times New Roman"/>
-                <w:sz w:val="20"/>
-                <w:szCs w:val="20"/>
-                <w:rtl w:val="0"/>
-              </w:rPr>
-              <w:t xml:space="preserve">1.2</w:t>
-            </w:r>
-            <w:r>
-              <w:rPr>
-                <w:rtl w:val="0"/>
-              </w:rPr>
-            </w:r>
-          </w:p>
-        </w:tc>
-        <w:tc>
-          <w:tcPr>
-            <w:tcMar>
-              <w:top w:w="100.0" w:type="dxa"/>
-              <w:left w:w="100.0" w:type="dxa"/>
-              <w:bottom w:w="100.0" w:type="dxa"/>
-              <w:right w:w="100.0" w:type="dxa"/>
-            </w:tcMar>
-          </w:tcPr>
-          <w:p>
-            <w:pPr>
-              <w:rPr/>
-            </w:pPr>
-            <w:r>
-              <w:rPr>
-                <w:rFonts w:ascii="Times New Roman" w:cs="Times New Roman" w:eastAsia="Times New Roman" w:hAnsi="Times New Roman"/>
-                <w:sz w:val="20"/>
-                <w:szCs w:val="20"/>
-                <w:rtl w:val="0"/>
-              </w:rPr>
-              <w:t xml:space="preserve">Thiết kế kiến trúc, mô hình dữ liệu và khởi tạo codebase</w:t>
-            </w:r>
-            <w:r>
-              <w:rPr>
-                <w:rtl w:val="0"/>
-              </w:rPr>
-            </w:r>
-          </w:p>
-        </w:tc>
-        <w:tc>
-          <w:tcPr>
-            <w:tcMar>
-              <w:top w:w="100.0" w:type="dxa"/>
-              <w:left w:w="100.0" w:type="dxa"/>
-              <w:bottom w:w="100.0" w:type="dxa"/>
-              <w:right w:w="100.0" w:type="dxa"/>
-            </w:tcMar>
-          </w:tcPr>
-          <w:p>
-            <w:pPr>
-              <w:rPr/>
-            </w:pPr>
-            <w:r>
-              <w:rPr>
-                <w:rFonts w:ascii="Times New Roman" w:cs="Times New Roman" w:eastAsia="Times New Roman" w:hAnsi="Times New Roman"/>
-                <w:sz w:val="20"/>
-                <w:szCs w:val="20"/>
-                <w:rtl w:val="0"/>
-              </w:rPr>
-              <w:t xml:space="preserve">Nguyễn Minh Toàn</w:t>
-            </w:r>
-            <w:r>
-              <w:rPr>
-                <w:rtl w:val="0"/>
-              </w:rPr>
-            </w:r>
-          </w:p>
-        </w:tc>
-        <w:tc>
-          <w:tcPr>
-            <w:tcMar>
-              <w:top w:w="100.0" w:type="dxa"/>
-              <w:left w:w="100.0" w:type="dxa"/>
-              <w:bottom w:w="100.0" w:type="dxa"/>
-              <w:right w:w="100.0" w:type="dxa"/>
-            </w:tcMar>
-          </w:tcPr>
-          <w:p>
-            <w:pPr>
-              <w:rPr/>
-            </w:pPr>
-            <w:r>
-              <w:rPr>
-                <w:rFonts w:ascii="Times New Roman" w:cs="Times New Roman" w:eastAsia="Times New Roman" w:hAnsi="Times New Roman"/>
-                <w:sz w:val="20"/>
-                <w:szCs w:val="20"/>
-                <w:rtl w:val="0"/>
-              </w:rPr>
-              <w:t xml:space="preserve">12/10/2026</w:t>
-            </w:r>
-            <w:r>
-              <w:rPr>
-                <w:rtl w:val="0"/>
-              </w:rPr>
-            </w:r>
-          </w:p>
-        </w:tc>
-        <w:tc>
-          <w:tcPr>
-            <w:tcMar>
-              <w:top w:w="100.0" w:type="dxa"/>
-              <w:left w:w="100.0" w:type="dxa"/>
-              <w:bottom w:w="100.0" w:type="dxa"/>
-              <w:right w:w="100.0" w:type="dxa"/>
-            </w:tcMar>
-          </w:tcPr>
-          <w:p>
-            <w:pPr>
-              <w:rPr/>
-            </w:pPr>
-            <w:r>
-              <w:rPr>
-                <w:rFonts w:ascii="Times New Roman" w:cs="Times New Roman" w:eastAsia="Times New Roman" w:hAnsi="Times New Roman"/>
-                <w:sz w:val="20"/>
-                <w:szCs w:val="20"/>
-                <w:rtl w:val="0"/>
-              </w:rPr>
-              <w:t xml:space="preserve">25/10/2026</w:t>
-            </w:r>
-            <w:r>
-              <w:rPr>
-                <w:rtl w:val="0"/>
-              </w:rPr>
-            </w:r>
-          </w:p>
-        </w:tc>
-        <w:tc>
-          <w:tcPr>
-            <w:tcMar>
-              <w:top w:w="100.0" w:type="dxa"/>
-              <w:left w:w="100.0" w:type="dxa"/>
-              <w:bottom w:w="100.0" w:type="dxa"/>
-              <w:right w:w="100.0" w:type="dxa"/>
-            </w:tcMar>
-          </w:tcPr>
-          <w:p>
-            <w:pPr>
-              <w:rPr/>
-            </w:pPr>
-            <w:r>
-              <w:rPr>
-                <w:rFonts w:ascii="Times New Roman" w:cs="Times New Roman" w:eastAsia="Times New Roman" w:hAnsi="Times New Roman"/>
-                <w:sz w:val="20"/>
-                <w:szCs w:val="20"/>
-                <w:rtl w:val="0"/>
-              </w:rPr>
-              <w:t xml:space="preserve">Source khởi tạo, schema và API nền</w:t>
-            </w:r>
-            <w:r>
-              <w:rPr>
-                <w:rtl w:val="0"/>
-              </w:rPr>
-            </w:r>
-          </w:p>
-        </w:tc>
-        <w:tc>
-          <w:tcPr>
-            <w:tcMar>
-              <w:top w:w="100.0" w:type="dxa"/>
-              <w:left w:w="100.0" w:type="dxa"/>
-              <w:bottom w:w="100.0" w:type="dxa"/>
-              <w:right w:w="100.0" w:type="dxa"/>
-            </w:tcMar>
-          </w:tcPr>
-          <w:p>
-            <w:pPr>
-              <w:rPr/>
-            </w:pPr>
-            <w:r>
-              <w:rPr>
-                <w:rFonts w:ascii="Times New Roman" w:cs="Times New Roman" w:eastAsia="Times New Roman" w:hAnsi="Times New Roman"/>
-                <w:sz w:val="20"/>
-                <w:szCs w:val="20"/>
-                <w:rtl w:val="0"/>
-              </w:rPr>
-              <w:t xml:space="preserve">Chưa làm</w:t>
-            </w:r>
-            <w:r>
-              <w:rPr>
-                <w:rtl w:val="0"/>
-              </w:rPr>
+            <w:vAlign w:val="center"/>
+          </w:tcPr>
+          <w:p>
+            <w:pPr>
+              <w:spacing w:after="0" w:before="0"/>
+              <w:jc w:val="center"/>
+            </w:pPr>
+            <w:r>
+              <w:rPr>
+                <w:rFonts w:ascii="Times New Roman" w:hAnsi="Times New Roman"/>
+                <w:b w:val="0"/>
+                <w:sz w:val="20"/>
+              </w:rPr>
+              <w:t>3</w:t>
+            </w:r>
+          </w:p>
+        </w:tc>
+        <w:tc>
+          <w:tcPr>
+            <w:tcMar>
+              <w:top w:w="100.0" w:type="dxa"/>
+              <w:left w:w="100.0" w:type="dxa"/>
+              <w:bottom w:w="100.0" w:type="dxa"/>
+              <w:right w:w="100.0" w:type="dxa"/>
+            </w:tcMar>
+            <w:vAlign w:val="center"/>
+          </w:tcPr>
+          <w:p>
+            <w:pPr>
+              <w:spacing w:after="0" w:before="0"/>
+              <w:jc w:val="left"/>
+            </w:pPr>
+            <w:r>
+              <w:rPr>
+                <w:rFonts w:ascii="Times New Roman" w:hAnsi="Times New Roman"/>
+                <w:b w:val="0"/>
+                <w:sz w:val="20"/>
+              </w:rPr>
+              <w:t>Bảo vệ đề cương</w:t>
+            </w:r>
+          </w:p>
+        </w:tc>
+        <w:tc>
+          <w:tcPr>
+            <w:tcMar>
+              <w:top w:w="100.0" w:type="dxa"/>
+              <w:left w:w="100.0" w:type="dxa"/>
+              <w:bottom w:w="100.0" w:type="dxa"/>
+              <w:right w:w="100.0" w:type="dxa"/>
+            </w:tcMar>
+            <w:vAlign w:val="center"/>
+          </w:tcPr>
+          <w:p>
+            <w:pPr>
+              <w:spacing w:after="0" w:before="0"/>
+              <w:jc w:val="center"/>
+            </w:pPr>
+            <w:r>
+              <w:rPr>
+                <w:rFonts w:ascii="Times New Roman" w:hAnsi="Times New Roman"/>
+                <w:b w:val="0"/>
+                <w:sz w:val="20"/>
+              </w:rPr>
+              <w:t>Nguyễn Minh Toàn</w:t>
+            </w:r>
+          </w:p>
+        </w:tc>
+        <w:tc>
+          <w:tcPr>
+            <w:tcMar>
+              <w:top w:w="100.0" w:type="dxa"/>
+              <w:left w:w="100.0" w:type="dxa"/>
+              <w:bottom w:w="100.0" w:type="dxa"/>
+              <w:right w:w="100.0" w:type="dxa"/>
+            </w:tcMar>
+            <w:vAlign w:val="center"/>
+          </w:tcPr>
+          <w:p>
+            <w:pPr>
+              <w:spacing w:after="0" w:before="0"/>
+              <w:jc w:val="center"/>
+            </w:pPr>
+            <w:r>
+              <w:rPr>
+                <w:rFonts w:ascii="Times New Roman" w:hAnsi="Times New Roman"/>
+                <w:b w:val="0"/>
+                <w:sz w:val="20"/>
+              </w:rPr>
+              <w:t>16/10/2026</w:t>
+            </w:r>
+          </w:p>
+        </w:tc>
+        <w:tc>
+          <w:tcPr>
+            <w:tcMar>
+              <w:top w:w="100.0" w:type="dxa"/>
+              <w:left w:w="100.0" w:type="dxa"/>
+              <w:bottom w:w="100.0" w:type="dxa"/>
+              <w:right w:w="100.0" w:type="dxa"/>
+            </w:tcMar>
+            <w:vAlign w:val="center"/>
+          </w:tcPr>
+          <w:p>
+            <w:pPr>
+              <w:spacing w:after="0" w:before="0"/>
+              <w:jc w:val="center"/>
+            </w:pPr>
+            <w:r>
+              <w:rPr>
+                <w:rFonts w:ascii="Times New Roman" w:hAnsi="Times New Roman"/>
+                <w:b w:val="0"/>
+                <w:sz w:val="20"/>
+              </w:rPr>
+              <w:t>19/10/2026</w:t>
+            </w:r>
+          </w:p>
+        </w:tc>
+        <w:tc>
+          <w:tcPr>
+            <w:tcMar>
+              <w:top w:w="100.0" w:type="dxa"/>
+              <w:left w:w="100.0" w:type="dxa"/>
+              <w:bottom w:w="100.0" w:type="dxa"/>
+              <w:right w:w="100.0" w:type="dxa"/>
+            </w:tcMar>
+            <w:vAlign w:val="center"/>
+          </w:tcPr>
+          <w:p>
+            <w:pPr>
+              <w:spacing w:after="0" w:before="0"/>
+              <w:jc w:val="left"/>
+            </w:pPr>
+            <w:r>
+              <w:rPr>
+                <w:rFonts w:ascii="Times New Roman" w:hAnsi="Times New Roman"/>
+                <w:b w:val="0"/>
+                <w:sz w:val="20"/>
+              </w:rPr>
+              <w:t>Góp ý và nội dung cần điều chỉnh sau bảo vệ</w:t>
+            </w:r>
+          </w:p>
+        </w:tc>
+        <w:tc>
+          <w:tcPr>
+            <w:tcMar>
+              <w:top w:w="100.0" w:type="dxa"/>
+              <w:left w:w="100.0" w:type="dxa"/>
+              <w:bottom w:w="100.0" w:type="dxa"/>
+              <w:right w:w="100.0" w:type="dxa"/>
+            </w:tcMar>
+            <w:vAlign w:val="center"/>
+          </w:tcPr>
+          <w:p>
+            <w:pPr>
+              <w:spacing w:after="0" w:before="0"/>
+              <w:jc w:val="center"/>
+            </w:pPr>
+            <w:r>
+              <w:rPr>
+                <w:rFonts w:ascii="Times New Roman" w:hAnsi="Times New Roman"/>
+                <w:b w:val="0"/>
+                <w:sz w:val="20"/>
+              </w:rPr>
+              <w:t>Xong</w:t>
             </w:r>
           </w:p>
         </w:tc>
@@ -1815,203 +1716,170 @@
               <w:bottom w:w="100.0" w:type="dxa"/>
               <w:right w:w="100.0" w:type="dxa"/>
             </w:tcMar>
-          </w:tcPr>
-          <w:p>
-            <w:pPr>
-              <w:rPr/>
-            </w:pPr>
-            <w:r>
-              <w:rPr>
-                <w:rFonts w:ascii="Times New Roman" w:cs="Times New Roman" w:eastAsia="Times New Roman" w:hAnsi="Times New Roman"/>
-                <w:sz w:val="20"/>
-                <w:szCs w:val="20"/>
-                <w:rtl w:val="0"/>
-              </w:rPr>
-              <w:t xml:space="preserve">2</w:t>
-            </w:r>
-            <w:r>
-              <w:rPr>
-                <w:rtl w:val="0"/>
-              </w:rPr>
-            </w:r>
-          </w:p>
-        </w:tc>
-        <w:tc>
-          <w:tcPr>
-            <w:tcMar>
-              <w:top w:w="100.0" w:type="dxa"/>
-              <w:left w:w="100.0" w:type="dxa"/>
-              <w:bottom w:w="100.0" w:type="dxa"/>
-              <w:right w:w="100.0" w:type="dxa"/>
-            </w:tcMar>
-          </w:tcPr>
-          <w:p>
-            <w:pPr>
-              <w:rPr>
-                <w:b w:val="1"/>
-                <w:bCs w:val="1"/>
-              </w:rPr>
-            </w:pPr>
-            <w:r>
-              <w:rPr>
-                <w:rFonts w:ascii="Times New Roman" w:cs="Times New Roman" w:eastAsia="Times New Roman" w:hAnsi="Times New Roman"/>
-                <w:b w:val="1"/>
-                <w:bCs w:val="1"/>
-                <w:sz w:val="20"/>
-                <w:szCs w:val="20"/>
-                <w:rtl w:val="0"/>
-              </w:rPr>
-              <w:t xml:space="preserve">GIAI ĐOẠN 2: XÂY DỰNG CHỨC NĂNG NỀN</w:t>
-            </w:r>
-            <w:r>
-              <w:rPr>
-                <w:rtl w:val="0"/>
-              </w:rPr>
-            </w:r>
-          </w:p>
-        </w:tc>
-        <w:tc>
-          <w:tcPr>
-            <w:tcMar>
-              <w:top w:w="100.0" w:type="dxa"/>
-              <w:left w:w="100.0" w:type="dxa"/>
-              <w:bottom w:w="100.0" w:type="dxa"/>
-              <w:right w:w="100.0" w:type="dxa"/>
-            </w:tcMar>
-          </w:tcPr>
-          <w:p>
-            <w:pPr>
-              <w:rPr/>
-            </w:pPr>
-            <w:r>
-              <w:rPr>
-                <w:rFonts w:ascii="Times New Roman" w:cs="Times New Roman" w:eastAsia="Times New Roman" w:hAnsi="Times New Roman"/>
-                <w:sz w:val="20"/>
-                <w:szCs w:val="20"/>
-                <w:rtl w:val="0"/>
-              </w:rPr>
-              <w:t xml:space="preserve">Nguyễn Minh Toàn</w:t>
-            </w:r>
-            <w:r>
-              <w:rPr>
-                <w:rtl w:val="0"/>
-              </w:rPr>
-            </w:r>
-          </w:p>
-        </w:tc>
-        <w:tc>
-          <w:tcPr>
-            <w:tcMar>
-              <w:top w:w="100.0" w:type="dxa"/>
-              <w:left w:w="100.0" w:type="dxa"/>
-              <w:bottom w:w="100.0" w:type="dxa"/>
-              <w:right w:w="100.0" w:type="dxa"/>
-            </w:tcMar>
-          </w:tcPr>
-          <w:p>
-            <w:pPr>
-              <w:rPr/>
-            </w:pPr>
-            <w:r>
-              <w:rPr>
-                <w:rFonts w:ascii="Times New Roman" w:cs="Times New Roman" w:eastAsia="Times New Roman" w:hAnsi="Times New Roman"/>
-                <w:sz w:val="20"/>
-                <w:szCs w:val="20"/>
-                <w:rtl w:val="0"/>
-              </w:rPr>
-              <w:t xml:space="preserve">19/10/2026</w:t>
-            </w:r>
-            <w:r>
-              <w:rPr>
-                <w:rtl w:val="0"/>
-              </w:rPr>
-            </w:r>
-          </w:p>
-        </w:tc>
-        <w:tc>
-          <w:tcPr>
-            <w:tcMar>
-              <w:top w:w="100.0" w:type="dxa"/>
-              <w:left w:w="100.0" w:type="dxa"/>
-              <w:bottom w:w="100.0" w:type="dxa"/>
-              <w:right w:w="100.0" w:type="dxa"/>
-            </w:tcMar>
-          </w:tcPr>
-          <w:p>
-            <w:pPr>
-              <w:rPr/>
-            </w:pPr>
-            <w:r>
-              <w:rPr>
-                <w:rFonts w:ascii="Times New Roman" w:cs="Times New Roman" w:eastAsia="Times New Roman" w:hAnsi="Times New Roman"/>
-                <w:sz w:val="20"/>
-                <w:szCs w:val="20"/>
-                <w:rtl w:val="0"/>
-              </w:rPr>
-              <w:t xml:space="preserve">08/11/2026</w:t>
-            </w:r>
-            <w:r>
-              <w:rPr>
-                <w:rtl w:val="0"/>
-              </w:rPr>
-            </w:r>
-          </w:p>
-        </w:tc>
-        <w:tc>
-          <w:tcPr>
-            <w:tcMar>
-              <w:top w:w="100.0" w:type="dxa"/>
-              <w:left w:w="100.0" w:type="dxa"/>
-              <w:bottom w:w="100.0" w:type="dxa"/>
-              <w:right w:w="100.0" w:type="dxa"/>
-            </w:tcMar>
-          </w:tcPr>
-          <w:p>
-            <w:pPr>
-              <w:rPr/>
-            </w:pPr>
-            <w:r>
-              <w:rPr>
-                <w:rFonts w:ascii="Times New Roman" w:cs="Times New Roman" w:eastAsia="Times New Roman" w:hAnsi="Times New Roman"/>
-                <w:sz w:val="20"/>
-                <w:szCs w:val="20"/>
-                <w:rtl w:val="0"/>
-              </w:rPr>
-              <w:t xml:space="preserve">Bản sản phẩm thô đạt khoảng 50%</w:t>
-            </w:r>
-            <w:r>
-              <w:rPr>
-                <w:rtl w:val="0"/>
-              </w:rPr>
-            </w:r>
-          </w:p>
-        </w:tc>
-        <w:tc>
-          <w:tcPr>
-            <w:tcMar>
-              <w:top w:w="100.0" w:type="dxa"/>
-              <w:left w:w="100.0" w:type="dxa"/>
-              <w:bottom w:w="100.0" w:type="dxa"/>
-              <w:right w:w="100.0" w:type="dxa"/>
-            </w:tcMar>
-          </w:tcPr>
-          <w:p>
-            <w:pPr>
-              <w:rPr/>
-            </w:pPr>
-            <w:r>
-              <w:rPr>
-                <w:rFonts w:ascii="Times New Roman" w:cs="Times New Roman" w:eastAsia="Times New Roman" w:hAnsi="Times New Roman"/>
-                <w:sz w:val="20"/>
-                <w:szCs w:val="20"/>
-                <w:rtl w:val="0"/>
-              </w:rPr>
-              <w:t xml:space="preserve">Chưa làm</w:t>
-            </w:r>
-            <w:r>
-              <w:rPr>
-                <w:rtl w:val="0"/>
-              </w:rPr>
+            <w:vAlign w:val="center"/>
+          </w:tcPr>
+          <w:p>
+            <w:pPr>
+              <w:spacing w:after="0" w:before="0"/>
+              <w:jc w:val="center"/>
+            </w:pPr>
+            <w:r>
+              <w:rPr>
+                <w:rFonts w:ascii="Times New Roman" w:hAnsi="Times New Roman"/>
+                <w:b w:val="0"/>
+                <w:sz w:val="20"/>
+              </w:rPr>
+              <w:t>4</w:t>
+            </w:r>
+          </w:p>
+        </w:tc>
+        <w:tc>
+          <w:tcPr>
+            <w:tcMar>
+              <w:top w:w="100.0" w:type="dxa"/>
+              <w:left w:w="100.0" w:type="dxa"/>
+              <w:bottom w:w="100.0" w:type="dxa"/>
+              <w:right w:w="100.0" w:type="dxa"/>
+            </w:tcMar>
+            <w:vAlign w:val="center"/>
+          </w:tcPr>
+          <w:p>
+            <w:pPr>
+              <w:spacing w:after="0" w:before="0"/>
+              <w:jc w:val="left"/>
+            </w:pPr>
+            <w:r>
+              <w:rPr>
+                <w:rFonts w:ascii="Times New Roman" w:hAnsi="Times New Roman"/>
+                <w:b w:val="0"/>
+                <w:sz w:val="20"/>
+              </w:rPr>
+              <w:t>Khảo sát, phân tích yêu cầu và thiết kế hệ thống</w:t>
+            </w:r>
+          </w:p>
+        </w:tc>
+        <w:tc>
+          <w:tcPr>
+            <w:tcMar>
+              <w:top w:w="100.0" w:type="dxa"/>
+              <w:left w:w="100.0" w:type="dxa"/>
+              <w:bottom w:w="100.0" w:type="dxa"/>
+              <w:right w:w="100.0" w:type="dxa"/>
+            </w:tcMar>
+            <w:vAlign w:val="center"/>
+          </w:tcPr>
+          <w:p>
+            <w:pPr>
+              <w:spacing w:after="0" w:before="0"/>
+              <w:jc w:val="center"/>
+            </w:pPr>
+            <w:r>
+              <w:rPr>
+                <w:rFonts w:ascii="Times New Roman" w:hAnsi="Times New Roman"/>
+                <w:b w:val="0"/>
+                <w:sz w:val="20"/>
+              </w:rPr>
+              <w:t>Nguyễn Minh Toàn</w:t>
+            </w:r>
+          </w:p>
+        </w:tc>
+        <w:tc>
+          <w:tcPr>
+            <w:tcMar>
+              <w:top w:w="100.0" w:type="dxa"/>
+              <w:left w:w="100.0" w:type="dxa"/>
+              <w:bottom w:w="100.0" w:type="dxa"/>
+              <w:right w:w="100.0" w:type="dxa"/>
+            </w:tcMar>
+            <w:vAlign w:val="center"/>
+          </w:tcPr>
+          <w:p>
+            <w:pPr>
+              <w:spacing w:after="0" w:before="0"/>
+              <w:jc w:val="center"/>
+            </w:pPr>
+            <w:r>
+              <w:rPr>
+                <w:rFonts w:ascii="Times New Roman" w:hAnsi="Times New Roman"/>
+                <w:b w:val="0"/>
+                <w:sz w:val="20"/>
+              </w:rPr>
+              <w:t>20/10/2026</w:t>
+            </w:r>
+          </w:p>
+        </w:tc>
+        <w:tc>
+          <w:tcPr>
+            <w:tcMar>
+              <w:top w:w="100.0" w:type="dxa"/>
+              <w:left w:w="100.0" w:type="dxa"/>
+              <w:bottom w:w="100.0" w:type="dxa"/>
+              <w:right w:w="100.0" w:type="dxa"/>
+            </w:tcMar>
+            <w:vAlign w:val="center"/>
+          </w:tcPr>
+          <w:p>
+            <w:pPr>
+              <w:spacing w:after="0" w:before="0"/>
+              <w:jc w:val="center"/>
+            </w:pPr>
+            <w:r>
+              <w:rPr>
+                <w:rFonts w:ascii="Times New Roman" w:hAnsi="Times New Roman"/>
+                <w:b w:val="0"/>
+                <w:sz w:val="20"/>
+              </w:rPr>
+              <w:t>26/10/2026</w:t>
+            </w:r>
+          </w:p>
+        </w:tc>
+        <w:tc>
+          <w:tcPr>
+            <w:tcMar>
+              <w:top w:w="100.0" w:type="dxa"/>
+              <w:left w:w="100.0" w:type="dxa"/>
+              <w:bottom w:w="100.0" w:type="dxa"/>
+              <w:right w:w="100.0" w:type="dxa"/>
+            </w:tcMar>
+            <w:vAlign w:val="center"/>
+          </w:tcPr>
+          <w:p>
+            <w:pPr>
+              <w:spacing w:after="0" w:before="0"/>
+              <w:jc w:val="left"/>
+            </w:pPr>
+            <w:r>
+              <w:rPr>
+                <w:rFonts w:ascii="Times New Roman" w:hAnsi="Times New Roman"/>
+                <w:b w:val="0"/>
+                <w:sz w:val="20"/>
+              </w:rPr>
+              <w:t>Yêu cầu và thiết kế hệ thống</w:t>
+            </w:r>
+          </w:p>
+        </w:tc>
+        <w:tc>
+          <w:tcPr>
+            <w:tcMar>
+              <w:top w:w="100.0" w:type="dxa"/>
+              <w:left w:w="100.0" w:type="dxa"/>
+              <w:bottom w:w="100.0" w:type="dxa"/>
+              <w:right w:w="100.0" w:type="dxa"/>
+            </w:tcMar>
+            <w:vAlign w:val="center"/>
+          </w:tcPr>
+          <w:p>
+            <w:pPr>
+              <w:spacing w:after="0" w:before="0"/>
+              <w:jc w:val="center"/>
+            </w:pPr>
+            <w:r>
+              <w:rPr>
+                <w:rFonts w:ascii="Times New Roman" w:hAnsi="Times New Roman"/>
+                <w:b w:val="0"/>
+                <w:sz w:val="20"/>
+              </w:rPr>
+              <w:t>Đang làm</w:t>
             </w:r>
           </w:p>
         </w:tc>
@@ -2029,198 +1897,170 @@
               <w:bottom w:w="100.0" w:type="dxa"/>
               <w:right w:w="100.0" w:type="dxa"/>
             </w:tcMar>
-          </w:tcPr>
-          <w:p>
-            <w:pPr>
-              <w:rPr/>
-            </w:pPr>
-            <w:r>
-              <w:rPr>
-                <w:rFonts w:ascii="Times New Roman" w:cs="Times New Roman" w:eastAsia="Times New Roman" w:hAnsi="Times New Roman"/>
-                <w:sz w:val="20"/>
-                <w:szCs w:val="20"/>
-                <w:rtl w:val="0"/>
-              </w:rPr>
-              <w:t xml:space="preserve">2.1</w:t>
-            </w:r>
-            <w:r>
-              <w:rPr>
-                <w:rtl w:val="0"/>
-              </w:rPr>
-            </w:r>
-          </w:p>
-        </w:tc>
-        <w:tc>
-          <w:tcPr>
-            <w:tcMar>
-              <w:top w:w="100.0" w:type="dxa"/>
-              <w:left w:w="100.0" w:type="dxa"/>
-              <w:bottom w:w="100.0" w:type="dxa"/>
-              <w:right w:w="100.0" w:type="dxa"/>
-            </w:tcMar>
-          </w:tcPr>
-          <w:p>
-            <w:pPr>
-              <w:rPr/>
-            </w:pPr>
-            <w:r>
-              <w:rPr>
-                <w:rFonts w:ascii="Times New Roman" w:cs="Times New Roman" w:eastAsia="Times New Roman" w:hAnsi="Times New Roman"/>
-                <w:sz w:val="20"/>
-                <w:szCs w:val="20"/>
-                <w:rtl w:val="0"/>
-              </w:rPr>
-              <w:t xml:space="preserve">Xây dựng quản lý học liệu/tin tức, Series - Module - Article và trạng thái xuất bản</w:t>
-            </w:r>
-            <w:r>
-              <w:rPr>
-                <w:rtl w:val="0"/>
-              </w:rPr>
-            </w:r>
-          </w:p>
-        </w:tc>
-        <w:tc>
-          <w:tcPr>
-            <w:tcMar>
-              <w:top w:w="100.0" w:type="dxa"/>
-              <w:left w:w="100.0" w:type="dxa"/>
-              <w:bottom w:w="100.0" w:type="dxa"/>
-              <w:right w:w="100.0" w:type="dxa"/>
-            </w:tcMar>
-          </w:tcPr>
-          <w:p>
-            <w:pPr>
-              <w:rPr/>
-            </w:pPr>
-            <w:r>
-              <w:rPr>
-                <w:rFonts w:ascii="Times New Roman" w:cs="Times New Roman" w:eastAsia="Times New Roman" w:hAnsi="Times New Roman"/>
-                <w:sz w:val="20"/>
-                <w:szCs w:val="20"/>
-                <w:rtl w:val="0"/>
-              </w:rPr>
-              <w:t xml:space="preserve">Nguyễn Minh Toàn</w:t>
-            </w:r>
-            <w:r>
-              <w:rPr>
-                <w:rtl w:val="0"/>
-              </w:rPr>
-            </w:r>
-          </w:p>
-        </w:tc>
-        <w:tc>
-          <w:tcPr>
-            <w:tcMar>
-              <w:top w:w="100.0" w:type="dxa"/>
-              <w:left w:w="100.0" w:type="dxa"/>
-              <w:bottom w:w="100.0" w:type="dxa"/>
-              <w:right w:w="100.0" w:type="dxa"/>
-            </w:tcMar>
-          </w:tcPr>
-          <w:p>
-            <w:pPr>
-              <w:rPr/>
-            </w:pPr>
-            <w:r>
-              <w:rPr>
-                <w:rFonts w:ascii="Times New Roman" w:cs="Times New Roman" w:eastAsia="Times New Roman" w:hAnsi="Times New Roman"/>
-                <w:sz w:val="20"/>
-                <w:szCs w:val="20"/>
-                <w:rtl w:val="0"/>
-              </w:rPr>
-              <w:t xml:space="preserve">19/10/2026</w:t>
-            </w:r>
-            <w:r>
-              <w:rPr>
-                <w:rtl w:val="0"/>
-              </w:rPr>
-            </w:r>
-          </w:p>
-        </w:tc>
-        <w:tc>
-          <w:tcPr>
-            <w:tcMar>
-              <w:top w:w="100.0" w:type="dxa"/>
-              <w:left w:w="100.0" w:type="dxa"/>
-              <w:bottom w:w="100.0" w:type="dxa"/>
-              <w:right w:w="100.0" w:type="dxa"/>
-            </w:tcMar>
-          </w:tcPr>
-          <w:p>
-            <w:pPr>
-              <w:rPr/>
-            </w:pPr>
-            <w:r>
-              <w:rPr>
-                <w:rFonts w:ascii="Times New Roman" w:cs="Times New Roman" w:eastAsia="Times New Roman" w:hAnsi="Times New Roman"/>
-                <w:sz w:val="20"/>
-                <w:szCs w:val="20"/>
-                <w:rtl w:val="0"/>
-              </w:rPr>
-              <w:t xml:space="preserve">01/11/2026</w:t>
-            </w:r>
-            <w:r>
-              <w:rPr>
-                <w:rtl w:val="0"/>
-              </w:rPr>
-            </w:r>
-          </w:p>
-        </w:tc>
-        <w:tc>
-          <w:tcPr>
-            <w:tcMar>
-              <w:top w:w="100.0" w:type="dxa"/>
-              <w:left w:w="100.0" w:type="dxa"/>
-              <w:bottom w:w="100.0" w:type="dxa"/>
-              <w:right w:w="100.0" w:type="dxa"/>
-            </w:tcMar>
-          </w:tcPr>
-          <w:p>
-            <w:pPr>
-              <w:rPr/>
-            </w:pPr>
-            <w:r>
-              <w:rPr>
-                <w:rFonts w:ascii="Times New Roman" w:cs="Times New Roman" w:eastAsia="Times New Roman" w:hAnsi="Times New Roman"/>
-                <w:sz w:val="20"/>
-                <w:szCs w:val="20"/>
-                <w:rtl w:val="0"/>
-              </w:rPr>
-              <w:t xml:space="preserve">Các luồng CRUD/xuất bản và trang đọc cơ bản</w:t>
-            </w:r>
-            <w:r>
-              <w:rPr>
-                <w:rtl w:val="0"/>
-              </w:rPr>
-            </w:r>
-          </w:p>
-        </w:tc>
-        <w:tc>
-          <w:tcPr>
-            <w:tcMar>
-              <w:top w:w="100.0" w:type="dxa"/>
-              <w:left w:w="100.0" w:type="dxa"/>
-              <w:bottom w:w="100.0" w:type="dxa"/>
-              <w:right w:w="100.0" w:type="dxa"/>
-            </w:tcMar>
-          </w:tcPr>
-          <w:p>
-            <w:pPr>
-              <w:rPr/>
-            </w:pPr>
-            <w:r>
-              <w:rPr>
-                <w:rFonts w:ascii="Times New Roman" w:cs="Times New Roman" w:eastAsia="Times New Roman" w:hAnsi="Times New Roman"/>
-                <w:sz w:val="20"/>
-                <w:szCs w:val="20"/>
-                <w:rtl w:val="0"/>
-              </w:rPr>
-              <w:t xml:space="preserve">Chưa làm</w:t>
-            </w:r>
-            <w:r>
-              <w:rPr>
-                <w:rtl w:val="0"/>
-              </w:rPr>
+            <w:vAlign w:val="center"/>
+          </w:tcPr>
+          <w:p>
+            <w:pPr>
+              <w:spacing w:after="0" w:before="0"/>
+              <w:jc w:val="center"/>
+            </w:pPr>
+            <w:r>
+              <w:rPr>
+                <w:rFonts w:ascii="Times New Roman" w:hAnsi="Times New Roman"/>
+                <w:b w:val="0"/>
+                <w:sz w:val="20"/>
+              </w:rPr>
+              <w:t>5</w:t>
+            </w:r>
+          </w:p>
+        </w:tc>
+        <w:tc>
+          <w:tcPr>
+            <w:tcMar>
+              <w:top w:w="100.0" w:type="dxa"/>
+              <w:left w:w="100.0" w:type="dxa"/>
+              <w:bottom w:w="100.0" w:type="dxa"/>
+              <w:right w:w="100.0" w:type="dxa"/>
+            </w:tcMar>
+            <w:vAlign w:val="center"/>
+          </w:tcPr>
+          <w:p>
+            <w:pPr>
+              <w:spacing w:after="0" w:before="0"/>
+              <w:jc w:val="left"/>
+            </w:pPr>
+            <w:r>
+              <w:rPr>
+                <w:rFonts w:ascii="Times New Roman" w:hAnsi="Times New Roman"/>
+                <w:b w:val="0"/>
+                <w:sz w:val="20"/>
+              </w:rPr>
+              <w:t>Hoàn thiện thiết kế kỹ thuật và xây dựng các chức năng chính</w:t>
+            </w:r>
+          </w:p>
+        </w:tc>
+        <w:tc>
+          <w:tcPr>
+            <w:tcMar>
+              <w:top w:w="100.0" w:type="dxa"/>
+              <w:left w:w="100.0" w:type="dxa"/>
+              <w:bottom w:w="100.0" w:type="dxa"/>
+              <w:right w:w="100.0" w:type="dxa"/>
+            </w:tcMar>
+            <w:vAlign w:val="center"/>
+          </w:tcPr>
+          <w:p>
+            <w:pPr>
+              <w:spacing w:after="0" w:before="0"/>
+              <w:jc w:val="center"/>
+            </w:pPr>
+            <w:r>
+              <w:rPr>
+                <w:rFonts w:ascii="Times New Roman" w:hAnsi="Times New Roman"/>
+                <w:b w:val="0"/>
+                <w:sz w:val="20"/>
+              </w:rPr>
+              <w:t>Nguyễn Minh Toàn</w:t>
+            </w:r>
+          </w:p>
+        </w:tc>
+        <w:tc>
+          <w:tcPr>
+            <w:tcMar>
+              <w:top w:w="100.0" w:type="dxa"/>
+              <w:left w:w="100.0" w:type="dxa"/>
+              <w:bottom w:w="100.0" w:type="dxa"/>
+              <w:right w:w="100.0" w:type="dxa"/>
+            </w:tcMar>
+            <w:vAlign w:val="center"/>
+          </w:tcPr>
+          <w:p>
+            <w:pPr>
+              <w:spacing w:after="0" w:before="0"/>
+              <w:jc w:val="center"/>
+            </w:pPr>
+            <w:r>
+              <w:rPr>
+                <w:rFonts w:ascii="Times New Roman" w:hAnsi="Times New Roman"/>
+                <w:b w:val="0"/>
+                <w:sz w:val="20"/>
+              </w:rPr>
+              <w:t>27/10/2026</w:t>
+            </w:r>
+          </w:p>
+        </w:tc>
+        <w:tc>
+          <w:tcPr>
+            <w:tcMar>
+              <w:top w:w="100.0" w:type="dxa"/>
+              <w:left w:w="100.0" w:type="dxa"/>
+              <w:bottom w:w="100.0" w:type="dxa"/>
+              <w:right w:w="100.0" w:type="dxa"/>
+            </w:tcMar>
+            <w:vAlign w:val="center"/>
+          </w:tcPr>
+          <w:p>
+            <w:pPr>
+              <w:spacing w:after="0" w:before="0"/>
+              <w:jc w:val="center"/>
+            </w:pPr>
+            <w:r>
+              <w:rPr>
+                <w:rFonts w:ascii="Times New Roman" w:hAnsi="Times New Roman"/>
+                <w:b w:val="0"/>
+                <w:sz w:val="20"/>
+              </w:rPr>
+              <w:t>23/11/2026</w:t>
+            </w:r>
+          </w:p>
+        </w:tc>
+        <w:tc>
+          <w:tcPr>
+            <w:tcMar>
+              <w:top w:w="100.0" w:type="dxa"/>
+              <w:left w:w="100.0" w:type="dxa"/>
+              <w:bottom w:w="100.0" w:type="dxa"/>
+              <w:right w:w="100.0" w:type="dxa"/>
+            </w:tcMar>
+            <w:vAlign w:val="center"/>
+          </w:tcPr>
+          <w:p>
+            <w:pPr>
+              <w:spacing w:after="0" w:before="0"/>
+              <w:jc w:val="left"/>
+            </w:pPr>
+            <w:r>
+              <w:rPr>
+                <w:rFonts w:ascii="Times New Roman" w:hAnsi="Times New Roman"/>
+                <w:b w:val="0"/>
+                <w:sz w:val="20"/>
+              </w:rPr>
+              <w:t>Thiết kế kỹ thuật và các chức năng chính</w:t>
+            </w:r>
+          </w:p>
+        </w:tc>
+        <w:tc>
+          <w:tcPr>
+            <w:tcMar>
+              <w:top w:w="100.0" w:type="dxa"/>
+              <w:left w:w="100.0" w:type="dxa"/>
+              <w:bottom w:w="100.0" w:type="dxa"/>
+              <w:right w:w="100.0" w:type="dxa"/>
+            </w:tcMar>
+            <w:vAlign w:val="center"/>
+          </w:tcPr>
+          <w:p>
+            <w:pPr>
+              <w:spacing w:after="0" w:before="0"/>
+              <w:jc w:val="center"/>
+            </w:pPr>
+            <w:r>
+              <w:rPr>
+                <w:rFonts w:ascii="Times New Roman" w:hAnsi="Times New Roman"/>
+                <w:b w:val="0"/>
+                <w:sz w:val="20"/>
+              </w:rPr>
+              <w:t>Chưa làm</w:t>
             </w:r>
           </w:p>
         </w:tc>
@@ -2238,198 +2078,170 @@
               <w:bottom w:w="100.0" w:type="dxa"/>
               <w:right w:w="100.0" w:type="dxa"/>
             </w:tcMar>
-          </w:tcPr>
-          <w:p>
-            <w:pPr>
-              <w:rPr/>
-            </w:pPr>
-            <w:r>
-              <w:rPr>
-                <w:rFonts w:ascii="Times New Roman" w:cs="Times New Roman" w:eastAsia="Times New Roman" w:hAnsi="Times New Roman"/>
-                <w:sz w:val="20"/>
-                <w:szCs w:val="20"/>
-                <w:rtl w:val="0"/>
-              </w:rPr>
-              <w:t xml:space="preserve">2.2</w:t>
-            </w:r>
-            <w:r>
-              <w:rPr>
-                <w:rtl w:val="0"/>
-              </w:rPr>
-            </w:r>
-          </w:p>
-        </w:tc>
-        <w:tc>
-          <w:tcPr>
-            <w:tcMar>
-              <w:top w:w="100.0" w:type="dxa"/>
-              <w:left w:w="100.0" w:type="dxa"/>
-              <w:bottom w:w="100.0" w:type="dxa"/>
-              <w:right w:w="100.0" w:type="dxa"/>
-            </w:tcMar>
-          </w:tcPr>
-          <w:p>
-            <w:pPr>
-              <w:rPr/>
-            </w:pPr>
-            <w:r>
-              <w:rPr>
-                <w:rFonts w:ascii="Times New Roman" w:cs="Times New Roman" w:eastAsia="Times New Roman" w:hAnsi="Times New Roman"/>
-                <w:sz w:val="20"/>
-                <w:szCs w:val="20"/>
-                <w:rtl w:val="0"/>
-              </w:rPr>
-              <w:t xml:space="preserve">Xây dựng giao diện React, API và tìm kiếm toàn văn cơ bản</w:t>
-            </w:r>
-            <w:r>
-              <w:rPr>
-                <w:rtl w:val="0"/>
-              </w:rPr>
-            </w:r>
-          </w:p>
-        </w:tc>
-        <w:tc>
-          <w:tcPr>
-            <w:tcMar>
-              <w:top w:w="100.0" w:type="dxa"/>
-              <w:left w:w="100.0" w:type="dxa"/>
-              <w:bottom w:w="100.0" w:type="dxa"/>
-              <w:right w:w="100.0" w:type="dxa"/>
-            </w:tcMar>
-          </w:tcPr>
-          <w:p>
-            <w:pPr>
-              <w:rPr/>
-            </w:pPr>
-            <w:r>
-              <w:rPr>
-                <w:rFonts w:ascii="Times New Roman" w:cs="Times New Roman" w:eastAsia="Times New Roman" w:hAnsi="Times New Roman"/>
-                <w:sz w:val="20"/>
-                <w:szCs w:val="20"/>
-                <w:rtl w:val="0"/>
-              </w:rPr>
-              <w:t xml:space="preserve">Nguyễn Minh Toàn</w:t>
-            </w:r>
-            <w:r>
-              <w:rPr>
-                <w:rtl w:val="0"/>
-              </w:rPr>
-            </w:r>
-          </w:p>
-        </w:tc>
-        <w:tc>
-          <w:tcPr>
-            <w:tcMar>
-              <w:top w:w="100.0" w:type="dxa"/>
-              <w:left w:w="100.0" w:type="dxa"/>
-              <w:bottom w:w="100.0" w:type="dxa"/>
-              <w:right w:w="100.0" w:type="dxa"/>
-            </w:tcMar>
-          </w:tcPr>
-          <w:p>
-            <w:pPr>
-              <w:rPr/>
-            </w:pPr>
-            <w:r>
-              <w:rPr>
-                <w:rFonts w:ascii="Times New Roman" w:cs="Times New Roman" w:eastAsia="Times New Roman" w:hAnsi="Times New Roman"/>
-                <w:sz w:val="20"/>
-                <w:szCs w:val="20"/>
-                <w:rtl w:val="0"/>
-              </w:rPr>
-              <w:t xml:space="preserve">26/10/2026</w:t>
-            </w:r>
-            <w:r>
-              <w:rPr>
-                <w:rtl w:val="0"/>
-              </w:rPr>
-            </w:r>
-          </w:p>
-        </w:tc>
-        <w:tc>
-          <w:tcPr>
-            <w:tcMar>
-              <w:top w:w="100.0" w:type="dxa"/>
-              <w:left w:w="100.0" w:type="dxa"/>
-              <w:bottom w:w="100.0" w:type="dxa"/>
-              <w:right w:w="100.0" w:type="dxa"/>
-            </w:tcMar>
-          </w:tcPr>
-          <w:p>
-            <w:pPr>
-              <w:rPr/>
-            </w:pPr>
-            <w:r>
-              <w:rPr>
-                <w:rFonts w:ascii="Times New Roman" w:cs="Times New Roman" w:eastAsia="Times New Roman" w:hAnsi="Times New Roman"/>
-                <w:sz w:val="20"/>
-                <w:szCs w:val="20"/>
-                <w:rtl w:val="0"/>
-              </w:rPr>
-              <w:t xml:space="preserve">08/11/2026</w:t>
-            </w:r>
-            <w:r>
-              <w:rPr>
-                <w:rtl w:val="0"/>
-              </w:rPr>
-            </w:r>
-          </w:p>
-        </w:tc>
-        <w:tc>
-          <w:tcPr>
-            <w:tcMar>
-              <w:top w:w="100.0" w:type="dxa"/>
-              <w:left w:w="100.0" w:type="dxa"/>
-              <w:bottom w:w="100.0" w:type="dxa"/>
-              <w:right w:w="100.0" w:type="dxa"/>
-            </w:tcMar>
-          </w:tcPr>
-          <w:p>
-            <w:pPr>
-              <w:rPr/>
-            </w:pPr>
-            <w:r>
-              <w:rPr>
-                <w:rFonts w:ascii="Times New Roman" w:cs="Times New Roman" w:eastAsia="Times New Roman" w:hAnsi="Times New Roman"/>
-                <w:sz w:val="20"/>
-                <w:szCs w:val="20"/>
-                <w:rtl w:val="0"/>
-              </w:rPr>
-              <w:t xml:space="preserve">Website đọc nội dung + tìm kiếm cơ bản</w:t>
-            </w:r>
-            <w:r>
-              <w:rPr>
-                <w:rtl w:val="0"/>
-              </w:rPr>
-            </w:r>
-          </w:p>
-        </w:tc>
-        <w:tc>
-          <w:tcPr>
-            <w:tcMar>
-              <w:top w:w="100.0" w:type="dxa"/>
-              <w:left w:w="100.0" w:type="dxa"/>
-              <w:bottom w:w="100.0" w:type="dxa"/>
-              <w:right w:w="100.0" w:type="dxa"/>
-            </w:tcMar>
-          </w:tcPr>
-          <w:p>
-            <w:pPr>
-              <w:rPr/>
-            </w:pPr>
-            <w:r>
-              <w:rPr>
-                <w:rFonts w:ascii="Times New Roman" w:cs="Times New Roman" w:eastAsia="Times New Roman" w:hAnsi="Times New Roman"/>
-                <w:sz w:val="20"/>
-                <w:szCs w:val="20"/>
-                <w:rtl w:val="0"/>
-              </w:rPr>
-              <w:t xml:space="preserve">Chưa làm</w:t>
-            </w:r>
-            <w:r>
-              <w:rPr>
-                <w:rtl w:val="0"/>
-              </w:rPr>
+            <w:vAlign w:val="center"/>
+          </w:tcPr>
+          <w:p>
+            <w:pPr>
+              <w:spacing w:after="0" w:before="0"/>
+              <w:jc w:val="center"/>
+            </w:pPr>
+            <w:r>
+              <w:rPr>
+                <w:rFonts w:ascii="Times New Roman" w:hAnsi="Times New Roman"/>
+                <w:b w:val="0"/>
+                <w:sz w:val="20"/>
+              </w:rPr>
+              <w:t>6</w:t>
+            </w:r>
+          </w:p>
+        </w:tc>
+        <w:tc>
+          <w:tcPr>
+            <w:tcMar>
+              <w:top w:w="100.0" w:type="dxa"/>
+              <w:left w:w="100.0" w:type="dxa"/>
+              <w:bottom w:w="100.0" w:type="dxa"/>
+              <w:right w:w="100.0" w:type="dxa"/>
+            </w:tcMar>
+            <w:vAlign w:val="center"/>
+          </w:tcPr>
+          <w:p>
+            <w:pPr>
+              <w:spacing w:after="0" w:before="0"/>
+              <w:jc w:val="left"/>
+            </w:pPr>
+            <w:r>
+              <w:rPr>
+                <w:rFonts w:ascii="Times New Roman" w:hAnsi="Times New Roman"/>
+                <w:b w:val="0"/>
+                <w:sz w:val="20"/>
+              </w:rPr>
+              <w:t>Kiểm thử, hoàn thiện sản phẩm và viết báo cáo</w:t>
+            </w:r>
+          </w:p>
+        </w:tc>
+        <w:tc>
+          <w:tcPr>
+            <w:tcMar>
+              <w:top w:w="100.0" w:type="dxa"/>
+              <w:left w:w="100.0" w:type="dxa"/>
+              <w:bottom w:w="100.0" w:type="dxa"/>
+              <w:right w:w="100.0" w:type="dxa"/>
+            </w:tcMar>
+            <w:vAlign w:val="center"/>
+          </w:tcPr>
+          <w:p>
+            <w:pPr>
+              <w:spacing w:after="0" w:before="0"/>
+              <w:jc w:val="center"/>
+            </w:pPr>
+            <w:r>
+              <w:rPr>
+                <w:rFonts w:ascii="Times New Roman" w:hAnsi="Times New Roman"/>
+                <w:b w:val="0"/>
+                <w:sz w:val="20"/>
+              </w:rPr>
+              <w:t>Nguyễn Minh Toàn</w:t>
+            </w:r>
+          </w:p>
+        </w:tc>
+        <w:tc>
+          <w:tcPr>
+            <w:tcMar>
+              <w:top w:w="100.0" w:type="dxa"/>
+              <w:left w:w="100.0" w:type="dxa"/>
+              <w:bottom w:w="100.0" w:type="dxa"/>
+              <w:right w:w="100.0" w:type="dxa"/>
+            </w:tcMar>
+            <w:vAlign w:val="center"/>
+          </w:tcPr>
+          <w:p>
+            <w:pPr>
+              <w:spacing w:after="0" w:before="0"/>
+              <w:jc w:val="center"/>
+            </w:pPr>
+            <w:r>
+              <w:rPr>
+                <w:rFonts w:ascii="Times New Roman" w:hAnsi="Times New Roman"/>
+                <w:b w:val="0"/>
+                <w:sz w:val="20"/>
+              </w:rPr>
+              <w:t>24/11/2026</w:t>
+            </w:r>
+          </w:p>
+        </w:tc>
+        <w:tc>
+          <w:tcPr>
+            <w:tcMar>
+              <w:top w:w="100.0" w:type="dxa"/>
+              <w:left w:w="100.0" w:type="dxa"/>
+              <w:bottom w:w="100.0" w:type="dxa"/>
+              <w:right w:w="100.0" w:type="dxa"/>
+            </w:tcMar>
+            <w:vAlign w:val="center"/>
+          </w:tcPr>
+          <w:p>
+            <w:pPr>
+              <w:spacing w:after="0" w:before="0"/>
+              <w:jc w:val="center"/>
+            </w:pPr>
+            <w:r>
+              <w:rPr>
+                <w:rFonts w:ascii="Times New Roman" w:hAnsi="Times New Roman"/>
+                <w:b w:val="0"/>
+                <w:sz w:val="20"/>
+              </w:rPr>
+              <w:t>30/11/2026</w:t>
+            </w:r>
+          </w:p>
+        </w:tc>
+        <w:tc>
+          <w:tcPr>
+            <w:tcMar>
+              <w:top w:w="100.0" w:type="dxa"/>
+              <w:left w:w="100.0" w:type="dxa"/>
+              <w:bottom w:w="100.0" w:type="dxa"/>
+              <w:right w:w="100.0" w:type="dxa"/>
+            </w:tcMar>
+            <w:vAlign w:val="center"/>
+          </w:tcPr>
+          <w:p>
+            <w:pPr>
+              <w:spacing w:after="0" w:before="0"/>
+              <w:jc w:val="left"/>
+            </w:pPr>
+            <w:r>
+              <w:rPr>
+                <w:rFonts w:ascii="Times New Roman" w:hAnsi="Times New Roman"/>
+                <w:b w:val="0"/>
+                <w:sz w:val="20"/>
+              </w:rPr>
+              <w:t>Sản phẩm đã kiểm thử và bản thảo báo cáo</w:t>
+            </w:r>
+          </w:p>
+        </w:tc>
+        <w:tc>
+          <w:tcPr>
+            <w:tcMar>
+              <w:top w:w="100.0" w:type="dxa"/>
+              <w:left w:w="100.0" w:type="dxa"/>
+              <w:bottom w:w="100.0" w:type="dxa"/>
+              <w:right w:w="100.0" w:type="dxa"/>
+            </w:tcMar>
+            <w:vAlign w:val="center"/>
+          </w:tcPr>
+          <w:p>
+            <w:pPr>
+              <w:spacing w:after="0" w:before="0"/>
+              <w:jc w:val="center"/>
+            </w:pPr>
+            <w:r>
+              <w:rPr>
+                <w:rFonts w:ascii="Times New Roman" w:hAnsi="Times New Roman"/>
+                <w:b w:val="0"/>
+                <w:sz w:val="20"/>
+              </w:rPr>
+              <w:t>Chưa làm</w:t>
             </w:r>
           </w:p>
         </w:tc>
@@ -2447,203 +2259,170 @@
               <w:bottom w:w="100.0" w:type="dxa"/>
               <w:right w:w="100.0" w:type="dxa"/>
             </w:tcMar>
-          </w:tcPr>
-          <w:p>
-            <w:pPr>
-              <w:rPr/>
-            </w:pPr>
-            <w:r>
-              <w:rPr>
-                <w:rFonts w:ascii="Times New Roman" w:cs="Times New Roman" w:eastAsia="Times New Roman" w:hAnsi="Times New Roman"/>
-                <w:sz w:val="20"/>
-                <w:szCs w:val="20"/>
-                <w:rtl w:val="0"/>
-              </w:rPr>
-              <w:t xml:space="preserve">3</w:t>
-            </w:r>
-            <w:r>
-              <w:rPr>
-                <w:rtl w:val="0"/>
-              </w:rPr>
-            </w:r>
-          </w:p>
-        </w:tc>
-        <w:tc>
-          <w:tcPr>
-            <w:tcMar>
-              <w:top w:w="100.0" w:type="dxa"/>
-              <w:left w:w="100.0" w:type="dxa"/>
-              <w:bottom w:w="100.0" w:type="dxa"/>
-              <w:right w:w="100.0" w:type="dxa"/>
-            </w:tcMar>
-          </w:tcPr>
-          <w:p>
-            <w:pPr>
-              <w:rPr>
-                <w:b w:val="1"/>
-                <w:bCs w:val="1"/>
-              </w:rPr>
-            </w:pPr>
-            <w:r>
-              <w:rPr>
-                <w:rFonts w:ascii="Times New Roman" w:cs="Times New Roman" w:eastAsia="Times New Roman" w:hAnsi="Times New Roman"/>
-                <w:b w:val="1"/>
-                <w:bCs w:val="1"/>
-                <w:sz w:val="20"/>
-                <w:szCs w:val="20"/>
-                <w:rtl w:val="0"/>
-              </w:rPr>
-              <w:t xml:space="preserve">GIAI ĐOẠN 3: TRUY XUẤT NÂNG CAO &amp; KIỂM THỬ</w:t>
-            </w:r>
-            <w:r>
-              <w:rPr>
-                <w:rtl w:val="0"/>
-              </w:rPr>
-            </w:r>
-          </w:p>
-        </w:tc>
-        <w:tc>
-          <w:tcPr>
-            <w:tcMar>
-              <w:top w:w="100.0" w:type="dxa"/>
-              <w:left w:w="100.0" w:type="dxa"/>
-              <w:bottom w:w="100.0" w:type="dxa"/>
-              <w:right w:w="100.0" w:type="dxa"/>
-            </w:tcMar>
-          </w:tcPr>
-          <w:p>
-            <w:pPr>
-              <w:rPr/>
-            </w:pPr>
-            <w:r>
-              <w:rPr>
-                <w:rFonts w:ascii="Times New Roman" w:cs="Times New Roman" w:eastAsia="Times New Roman" w:hAnsi="Times New Roman"/>
-                <w:sz w:val="20"/>
-                <w:szCs w:val="20"/>
-                <w:rtl w:val="0"/>
-              </w:rPr>
-              <w:t xml:space="preserve">Nguyễn Minh Toàn</w:t>
-            </w:r>
-            <w:r>
-              <w:rPr>
-                <w:rtl w:val="0"/>
-              </w:rPr>
-            </w:r>
-          </w:p>
-        </w:tc>
-        <w:tc>
-          <w:tcPr>
-            <w:tcMar>
-              <w:top w:w="100.0" w:type="dxa"/>
-              <w:left w:w="100.0" w:type="dxa"/>
-              <w:bottom w:w="100.0" w:type="dxa"/>
-              <w:right w:w="100.0" w:type="dxa"/>
-            </w:tcMar>
-          </w:tcPr>
-          <w:p>
-            <w:pPr>
-              <w:rPr/>
-            </w:pPr>
-            <w:r>
-              <w:rPr>
-                <w:rFonts w:ascii="Times New Roman" w:cs="Times New Roman" w:eastAsia="Times New Roman" w:hAnsi="Times New Roman"/>
-                <w:sz w:val="20"/>
-                <w:szCs w:val="20"/>
-                <w:rtl w:val="0"/>
-              </w:rPr>
-              <w:t xml:space="preserve">09/11/2026</w:t>
-            </w:r>
-            <w:r>
-              <w:rPr>
-                <w:rtl w:val="0"/>
-              </w:rPr>
-            </w:r>
-          </w:p>
-        </w:tc>
-        <w:tc>
-          <w:tcPr>
-            <w:tcMar>
-              <w:top w:w="100.0" w:type="dxa"/>
-              <w:left w:w="100.0" w:type="dxa"/>
-              <w:bottom w:w="100.0" w:type="dxa"/>
-              <w:right w:w="100.0" w:type="dxa"/>
-            </w:tcMar>
-          </w:tcPr>
-          <w:p>
-            <w:pPr>
-              <w:rPr/>
-            </w:pPr>
-            <w:r>
-              <w:rPr>
-                <w:rFonts w:ascii="Times New Roman" w:cs="Times New Roman" w:eastAsia="Times New Roman" w:hAnsi="Times New Roman"/>
-                <w:sz w:val="20"/>
-                <w:szCs w:val="20"/>
-                <w:rtl w:val="0"/>
-              </w:rPr>
-              <w:t xml:space="preserve">29/11/2026</w:t>
-            </w:r>
-            <w:r>
-              <w:rPr>
-                <w:rtl w:val="0"/>
-              </w:rPr>
-            </w:r>
-          </w:p>
-        </w:tc>
-        <w:tc>
-          <w:tcPr>
-            <w:tcMar>
-              <w:top w:w="100.0" w:type="dxa"/>
-              <w:left w:w="100.0" w:type="dxa"/>
-              <w:bottom w:w="100.0" w:type="dxa"/>
-              <w:right w:w="100.0" w:type="dxa"/>
-            </w:tcMar>
-          </w:tcPr>
-          <w:p>
-            <w:pPr>
-              <w:rPr/>
-            </w:pPr>
-            <w:r>
-              <w:rPr>
-                <w:rFonts w:ascii="Times New Roman" w:cs="Times New Roman" w:eastAsia="Times New Roman" w:hAnsi="Times New Roman"/>
-                <w:sz w:val="20"/>
-                <w:szCs w:val="20"/>
-                <w:rtl w:val="0"/>
-              </w:rPr>
-              <w:t xml:space="preserve">Cơ chế truy xuất và kết quả đánh giá</w:t>
-            </w:r>
-            <w:r>
-              <w:rPr>
-                <w:rtl w:val="0"/>
-              </w:rPr>
-            </w:r>
-          </w:p>
-        </w:tc>
-        <w:tc>
-          <w:tcPr>
-            <w:tcMar>
-              <w:top w:w="100.0" w:type="dxa"/>
-              <w:left w:w="100.0" w:type="dxa"/>
-              <w:bottom w:w="100.0" w:type="dxa"/>
-              <w:right w:w="100.0" w:type="dxa"/>
-            </w:tcMar>
-          </w:tcPr>
-          <w:p>
-            <w:pPr>
-              <w:rPr/>
-            </w:pPr>
-            <w:r>
-              <w:rPr>
-                <w:rFonts w:ascii="Times New Roman" w:cs="Times New Roman" w:eastAsia="Times New Roman" w:hAnsi="Times New Roman"/>
-                <w:sz w:val="20"/>
-                <w:szCs w:val="20"/>
-                <w:rtl w:val="0"/>
-              </w:rPr>
-              <w:t xml:space="preserve">Chưa làm</w:t>
-            </w:r>
-            <w:r>
-              <w:rPr>
-                <w:rtl w:val="0"/>
-              </w:rPr>
+            <w:vAlign w:val="center"/>
+          </w:tcPr>
+          <w:p>
+            <w:pPr>
+              <w:spacing w:after="0" w:before="0"/>
+              <w:jc w:val="center"/>
+            </w:pPr>
+            <w:r>
+              <w:rPr>
+                <w:rFonts w:ascii="Times New Roman" w:hAnsi="Times New Roman"/>
+                <w:b w:val="0"/>
+                <w:sz w:val="20"/>
+              </w:rPr>
+              <w:t>7</w:t>
+            </w:r>
+          </w:p>
+        </w:tc>
+        <w:tc>
+          <w:tcPr>
+            <w:tcMar>
+              <w:top w:w="100.0" w:type="dxa"/>
+              <w:left w:w="100.0" w:type="dxa"/>
+              <w:bottom w:w="100.0" w:type="dxa"/>
+              <w:right w:w="100.0" w:type="dxa"/>
+            </w:tcMar>
+            <w:vAlign w:val="center"/>
+          </w:tcPr>
+          <w:p>
+            <w:pPr>
+              <w:spacing w:after="0" w:before="0"/>
+              <w:jc w:val="left"/>
+            </w:pPr>
+            <w:r>
+              <w:rPr>
+                <w:rFonts w:ascii="Times New Roman" w:hAnsi="Times New Roman"/>
+                <w:b w:val="0"/>
+                <w:sz w:val="20"/>
+              </w:rPr>
+              <w:t>Hoàn thiện Bài tập lớn theo ý kiến của giảng viên</w:t>
+            </w:r>
+          </w:p>
+        </w:tc>
+        <w:tc>
+          <w:tcPr>
+            <w:tcMar>
+              <w:top w:w="100.0" w:type="dxa"/>
+              <w:left w:w="100.0" w:type="dxa"/>
+              <w:bottom w:w="100.0" w:type="dxa"/>
+              <w:right w:w="100.0" w:type="dxa"/>
+            </w:tcMar>
+            <w:vAlign w:val="center"/>
+          </w:tcPr>
+          <w:p>
+            <w:pPr>
+              <w:spacing w:after="0" w:before="0"/>
+              <w:jc w:val="center"/>
+            </w:pPr>
+            <w:r>
+              <w:rPr>
+                <w:rFonts w:ascii="Times New Roman" w:hAnsi="Times New Roman"/>
+                <w:b w:val="0"/>
+                <w:sz w:val="20"/>
+              </w:rPr>
+              <w:t>Nguyễn Minh Toàn</w:t>
+            </w:r>
+          </w:p>
+        </w:tc>
+        <w:tc>
+          <w:tcPr>
+            <w:tcMar>
+              <w:top w:w="100.0" w:type="dxa"/>
+              <w:left w:w="100.0" w:type="dxa"/>
+              <w:bottom w:w="100.0" w:type="dxa"/>
+              <w:right w:w="100.0" w:type="dxa"/>
+            </w:tcMar>
+            <w:vAlign w:val="center"/>
+          </w:tcPr>
+          <w:p>
+            <w:pPr>
+              <w:spacing w:after="0" w:before="0"/>
+              <w:jc w:val="center"/>
+            </w:pPr>
+            <w:r>
+              <w:rPr>
+                <w:rFonts w:ascii="Times New Roman" w:hAnsi="Times New Roman"/>
+                <w:b w:val="0"/>
+                <w:sz w:val="20"/>
+              </w:rPr>
+              <w:t>30/11/2026</w:t>
+            </w:r>
+          </w:p>
+        </w:tc>
+        <w:tc>
+          <w:tcPr>
+            <w:tcMar>
+              <w:top w:w="100.0" w:type="dxa"/>
+              <w:left w:w="100.0" w:type="dxa"/>
+              <w:bottom w:w="100.0" w:type="dxa"/>
+              <w:right w:w="100.0" w:type="dxa"/>
+            </w:tcMar>
+            <w:vAlign w:val="center"/>
+          </w:tcPr>
+          <w:p>
+            <w:pPr>
+              <w:spacing w:after="0" w:before="0"/>
+              <w:jc w:val="center"/>
+            </w:pPr>
+            <w:r>
+              <w:rPr>
+                <w:rFonts w:ascii="Times New Roman" w:hAnsi="Times New Roman"/>
+                <w:b w:val="0"/>
+                <w:sz w:val="20"/>
+              </w:rPr>
+              <w:t>07/12/2026</w:t>
+            </w:r>
+          </w:p>
+        </w:tc>
+        <w:tc>
+          <w:tcPr>
+            <w:tcMar>
+              <w:top w:w="100.0" w:type="dxa"/>
+              <w:left w:w="100.0" w:type="dxa"/>
+              <w:bottom w:w="100.0" w:type="dxa"/>
+              <w:right w:w="100.0" w:type="dxa"/>
+            </w:tcMar>
+            <w:vAlign w:val="center"/>
+          </w:tcPr>
+          <w:p>
+            <w:pPr>
+              <w:spacing w:after="0" w:before="0"/>
+              <w:jc w:val="left"/>
+            </w:pPr>
+            <w:r>
+              <w:rPr>
+                <w:rFonts w:ascii="Times New Roman" w:hAnsi="Times New Roman"/>
+                <w:b w:val="0"/>
+                <w:sz w:val="20"/>
+              </w:rPr>
+              <w:t>Bài tập lớn hoàn thiện theo góp ý</w:t>
+            </w:r>
+          </w:p>
+        </w:tc>
+        <w:tc>
+          <w:tcPr>
+            <w:tcMar>
+              <w:top w:w="100.0" w:type="dxa"/>
+              <w:left w:w="100.0" w:type="dxa"/>
+              <w:bottom w:w="100.0" w:type="dxa"/>
+              <w:right w:w="100.0" w:type="dxa"/>
+            </w:tcMar>
+            <w:vAlign w:val="center"/>
+          </w:tcPr>
+          <w:p>
+            <w:pPr>
+              <w:spacing w:after="0" w:before="0"/>
+              <w:jc w:val="center"/>
+            </w:pPr>
+            <w:r>
+              <w:rPr>
+                <w:rFonts w:ascii="Times New Roman" w:hAnsi="Times New Roman"/>
+                <w:b w:val="0"/>
+                <w:sz w:val="20"/>
+              </w:rPr>
+              <w:t>Chưa làm</w:t>
             </w:r>
           </w:p>
         </w:tc>
@@ -2661,198 +2440,170 @@
               <w:bottom w:w="100.0" w:type="dxa"/>
               <w:right w:w="100.0" w:type="dxa"/>
             </w:tcMar>
-          </w:tcPr>
-          <w:p>
-            <w:pPr>
-              <w:rPr/>
-            </w:pPr>
-            <w:r>
-              <w:rPr>
-                <w:rFonts w:ascii="Times New Roman" w:cs="Times New Roman" w:eastAsia="Times New Roman" w:hAnsi="Times New Roman"/>
-                <w:sz w:val="20"/>
-                <w:szCs w:val="20"/>
-                <w:rtl w:val="0"/>
-              </w:rPr>
-              <w:t xml:space="preserve">3.1</w:t>
-            </w:r>
-            <w:r>
-              <w:rPr>
-                <w:rtl w:val="0"/>
-              </w:rPr>
-            </w:r>
-          </w:p>
-        </w:tc>
-        <w:tc>
-          <w:tcPr>
-            <w:tcMar>
-              <w:top w:w="100.0" w:type="dxa"/>
-              <w:left w:w="100.0" w:type="dxa"/>
-              <w:bottom w:w="100.0" w:type="dxa"/>
-              <w:right w:w="100.0" w:type="dxa"/>
-            </w:tcMar>
-          </w:tcPr>
-          <w:p>
-            <w:pPr>
-              <w:rPr/>
-            </w:pPr>
-            <w:r>
-              <w:rPr>
-                <w:rFonts w:ascii="Times New Roman" w:cs="Times New Roman" w:eastAsia="Times New Roman" w:hAnsi="Times New Roman"/>
-                <w:sz w:val="20"/>
-                <w:szCs w:val="20"/>
-                <w:rtl w:val="0"/>
-              </w:rPr>
-              <w:t xml:space="preserve">Bổ sung semantic/hybrid retrieval, bộ lọc và xếp hạng kết quả</w:t>
-            </w:r>
-            <w:r>
-              <w:rPr>
-                <w:rtl w:val="0"/>
-              </w:rPr>
-            </w:r>
-          </w:p>
-        </w:tc>
-        <w:tc>
-          <w:tcPr>
-            <w:tcMar>
-              <w:top w:w="100.0" w:type="dxa"/>
-              <w:left w:w="100.0" w:type="dxa"/>
-              <w:bottom w:w="100.0" w:type="dxa"/>
-              <w:right w:w="100.0" w:type="dxa"/>
-            </w:tcMar>
-          </w:tcPr>
-          <w:p>
-            <w:pPr>
-              <w:rPr/>
-            </w:pPr>
-            <w:r>
-              <w:rPr>
-                <w:rFonts w:ascii="Times New Roman" w:cs="Times New Roman" w:eastAsia="Times New Roman" w:hAnsi="Times New Roman"/>
-                <w:sz w:val="20"/>
-                <w:szCs w:val="20"/>
-                <w:rtl w:val="0"/>
-              </w:rPr>
-              <w:t xml:space="preserve">Nguyễn Minh Toàn</w:t>
-            </w:r>
-            <w:r>
-              <w:rPr>
-                <w:rtl w:val="0"/>
-              </w:rPr>
-            </w:r>
-          </w:p>
-        </w:tc>
-        <w:tc>
-          <w:tcPr>
-            <w:tcMar>
-              <w:top w:w="100.0" w:type="dxa"/>
-              <w:left w:w="100.0" w:type="dxa"/>
-              <w:bottom w:w="100.0" w:type="dxa"/>
-              <w:right w:w="100.0" w:type="dxa"/>
-            </w:tcMar>
-          </w:tcPr>
-          <w:p>
-            <w:pPr>
-              <w:rPr/>
-            </w:pPr>
-            <w:r>
-              <w:rPr>
-                <w:rFonts w:ascii="Times New Roman" w:cs="Times New Roman" w:eastAsia="Times New Roman" w:hAnsi="Times New Roman"/>
-                <w:sz w:val="20"/>
-                <w:szCs w:val="20"/>
-                <w:rtl w:val="0"/>
-              </w:rPr>
-              <w:t xml:space="preserve">09/11/2026</w:t>
-            </w:r>
-            <w:r>
-              <w:rPr>
-                <w:rtl w:val="0"/>
-              </w:rPr>
-            </w:r>
-          </w:p>
-        </w:tc>
-        <w:tc>
-          <w:tcPr>
-            <w:tcMar>
-              <w:top w:w="100.0" w:type="dxa"/>
-              <w:left w:w="100.0" w:type="dxa"/>
-              <w:bottom w:w="100.0" w:type="dxa"/>
-              <w:right w:w="100.0" w:type="dxa"/>
-            </w:tcMar>
-          </w:tcPr>
-          <w:p>
-            <w:pPr>
-              <w:rPr/>
-            </w:pPr>
-            <w:r>
-              <w:rPr>
-                <w:rFonts w:ascii="Times New Roman" w:cs="Times New Roman" w:eastAsia="Times New Roman" w:hAnsi="Times New Roman"/>
-                <w:sz w:val="20"/>
-                <w:szCs w:val="20"/>
-                <w:rtl w:val="0"/>
-              </w:rPr>
-              <w:t xml:space="preserve">22/11/2026</w:t>
-            </w:r>
-            <w:r>
-              <w:rPr>
-                <w:rtl w:val="0"/>
-              </w:rPr>
-            </w:r>
-          </w:p>
-        </w:tc>
-        <w:tc>
-          <w:tcPr>
-            <w:tcMar>
-              <w:top w:w="100.0" w:type="dxa"/>
-              <w:left w:w="100.0" w:type="dxa"/>
-              <w:bottom w:w="100.0" w:type="dxa"/>
-              <w:right w:w="100.0" w:type="dxa"/>
-            </w:tcMar>
-          </w:tcPr>
-          <w:p>
-            <w:pPr>
-              <w:rPr/>
-            </w:pPr>
-            <w:r>
-              <w:rPr>
-                <w:rFonts w:ascii="Times New Roman" w:cs="Times New Roman" w:eastAsia="Times New Roman" w:hAnsi="Times New Roman"/>
-                <w:sz w:val="20"/>
-                <w:szCs w:val="20"/>
-                <w:rtl w:val="0"/>
-              </w:rPr>
-              <w:t xml:space="preserve">Phiên bản truy xuất nâng cao có fallback</w:t>
-            </w:r>
-            <w:r>
-              <w:rPr>
-                <w:rtl w:val="0"/>
-              </w:rPr>
-            </w:r>
-          </w:p>
-        </w:tc>
-        <w:tc>
-          <w:tcPr>
-            <w:tcMar>
-              <w:top w:w="100.0" w:type="dxa"/>
-              <w:left w:w="100.0" w:type="dxa"/>
-              <w:bottom w:w="100.0" w:type="dxa"/>
-              <w:right w:w="100.0" w:type="dxa"/>
-            </w:tcMar>
-          </w:tcPr>
-          <w:p>
-            <w:pPr>
-              <w:rPr/>
-            </w:pPr>
-            <w:r>
-              <w:rPr>
-                <w:rFonts w:ascii="Times New Roman" w:cs="Times New Roman" w:eastAsia="Times New Roman" w:hAnsi="Times New Roman"/>
-                <w:sz w:val="20"/>
-                <w:szCs w:val="20"/>
-                <w:rtl w:val="0"/>
-              </w:rPr>
-              <w:t xml:space="preserve">Chưa làm</w:t>
-            </w:r>
-            <w:r>
-              <w:rPr>
-                <w:rtl w:val="0"/>
-              </w:rPr>
+            <w:vAlign w:val="center"/>
+          </w:tcPr>
+          <w:p>
+            <w:pPr>
+              <w:spacing w:after="0" w:before="0"/>
+              <w:jc w:val="center"/>
+            </w:pPr>
+            <w:r>
+              <w:rPr>
+                <w:rFonts w:ascii="Times New Roman" w:hAnsi="Times New Roman"/>
+                <w:b w:val="0"/>
+                <w:sz w:val="20"/>
+              </w:rPr>
+              <w:t>8</w:t>
+            </w:r>
+          </w:p>
+        </w:tc>
+        <w:tc>
+          <w:tcPr>
+            <w:tcMar>
+              <w:top w:w="100.0" w:type="dxa"/>
+              <w:left w:w="100.0" w:type="dxa"/>
+              <w:bottom w:w="100.0" w:type="dxa"/>
+              <w:right w:w="100.0" w:type="dxa"/>
+            </w:tcMar>
+            <w:vAlign w:val="center"/>
+          </w:tcPr>
+          <w:p>
+            <w:pPr>
+              <w:spacing w:after="0" w:before="0"/>
+              <w:jc w:val="left"/>
+            </w:pPr>
+            <w:r>
+              <w:rPr>
+                <w:rFonts w:ascii="Times New Roman" w:hAnsi="Times New Roman"/>
+                <w:b w:val="0"/>
+                <w:sz w:val="20"/>
+              </w:rPr>
+              <w:t>Nộp Báo cáo</w:t>
+            </w:r>
+          </w:p>
+        </w:tc>
+        <w:tc>
+          <w:tcPr>
+            <w:tcMar>
+              <w:top w:w="100.0" w:type="dxa"/>
+              <w:left w:w="100.0" w:type="dxa"/>
+              <w:bottom w:w="100.0" w:type="dxa"/>
+              <w:right w:w="100.0" w:type="dxa"/>
+            </w:tcMar>
+            <w:vAlign w:val="center"/>
+          </w:tcPr>
+          <w:p>
+            <w:pPr>
+              <w:spacing w:after="0" w:before="0"/>
+              <w:jc w:val="center"/>
+            </w:pPr>
+            <w:r>
+              <w:rPr>
+                <w:rFonts w:ascii="Times New Roman" w:hAnsi="Times New Roman"/>
+                <w:b w:val="0"/>
+                <w:sz w:val="20"/>
+              </w:rPr>
+              <w:t>Nguyễn Minh Toàn</w:t>
+            </w:r>
+          </w:p>
+        </w:tc>
+        <w:tc>
+          <w:tcPr>
+            <w:tcMar>
+              <w:top w:w="100.0" w:type="dxa"/>
+              <w:left w:w="100.0" w:type="dxa"/>
+              <w:bottom w:w="100.0" w:type="dxa"/>
+              <w:right w:w="100.0" w:type="dxa"/>
+            </w:tcMar>
+            <w:vAlign w:val="center"/>
+          </w:tcPr>
+          <w:p>
+            <w:pPr>
+              <w:spacing w:after="0" w:before="0"/>
+              <w:jc w:val="center"/>
+            </w:pPr>
+            <w:r>
+              <w:rPr>
+                <w:rFonts w:ascii="Times New Roman" w:hAnsi="Times New Roman"/>
+                <w:b w:val="0"/>
+                <w:sz w:val="20"/>
+              </w:rPr>
+              <w:t>07/12/2026</w:t>
+            </w:r>
+          </w:p>
+        </w:tc>
+        <w:tc>
+          <w:tcPr>
+            <w:tcMar>
+              <w:top w:w="100.0" w:type="dxa"/>
+              <w:left w:w="100.0" w:type="dxa"/>
+              <w:bottom w:w="100.0" w:type="dxa"/>
+              <w:right w:w="100.0" w:type="dxa"/>
+            </w:tcMar>
+            <w:vAlign w:val="center"/>
+          </w:tcPr>
+          <w:p>
+            <w:pPr>
+              <w:spacing w:after="0" w:before="0"/>
+              <w:jc w:val="center"/>
+            </w:pPr>
+            <w:r>
+              <w:rPr>
+                <w:rFonts w:ascii="Times New Roman" w:hAnsi="Times New Roman"/>
+                <w:b w:val="0"/>
+                <w:sz w:val="20"/>
+              </w:rPr>
+              <w:t>-</w:t>
+            </w:r>
+          </w:p>
+        </w:tc>
+        <w:tc>
+          <w:tcPr>
+            <w:tcMar>
+              <w:top w:w="100.0" w:type="dxa"/>
+              <w:left w:w="100.0" w:type="dxa"/>
+              <w:bottom w:w="100.0" w:type="dxa"/>
+              <w:right w:w="100.0" w:type="dxa"/>
+            </w:tcMar>
+            <w:vAlign w:val="center"/>
+          </w:tcPr>
+          <w:p>
+            <w:pPr>
+              <w:spacing w:after="0" w:before="0"/>
+              <w:jc w:val="left"/>
+            </w:pPr>
+            <w:r>
+              <w:rPr>
+                <w:rFonts w:ascii="Times New Roman" w:hAnsi="Times New Roman"/>
+                <w:b w:val="0"/>
+                <w:sz w:val="20"/>
+              </w:rPr>
+              <w:t>Báo cáo chính thức đã nộp</w:t>
+            </w:r>
+          </w:p>
+        </w:tc>
+        <w:tc>
+          <w:tcPr>
+            <w:tcMar>
+              <w:top w:w="100.0" w:type="dxa"/>
+              <w:left w:w="100.0" w:type="dxa"/>
+              <w:bottom w:w="100.0" w:type="dxa"/>
+              <w:right w:w="100.0" w:type="dxa"/>
+            </w:tcMar>
+            <w:vAlign w:val="center"/>
+          </w:tcPr>
+          <w:p>
+            <w:pPr>
+              <w:spacing w:after="0" w:before="0"/>
+              <w:jc w:val="center"/>
+            </w:pPr>
+            <w:r>
+              <w:rPr>
+                <w:rFonts w:ascii="Times New Roman" w:hAnsi="Times New Roman"/>
+                <w:b w:val="0"/>
+                <w:sz w:val="20"/>
+              </w:rPr>
+              <w:t>Chưa làm</w:t>
             </w:r>
           </w:p>
         </w:tc>
@@ -2870,830 +2621,170 @@
               <w:bottom w:w="100.0" w:type="dxa"/>
               <w:right w:w="100.0" w:type="dxa"/>
             </w:tcMar>
-          </w:tcPr>
-          <w:p>
-            <w:pPr>
-              <w:rPr/>
-            </w:pPr>
-            <w:r>
-              <w:rPr>
-                <w:rFonts w:ascii="Times New Roman" w:cs="Times New Roman" w:eastAsia="Times New Roman" w:hAnsi="Times New Roman"/>
-                <w:sz w:val="20"/>
-                <w:szCs w:val="20"/>
-                <w:rtl w:val="0"/>
-              </w:rPr>
-              <w:t xml:space="preserve">3.2</w:t>
-            </w:r>
-            <w:r>
-              <w:rPr>
-                <w:rtl w:val="0"/>
-              </w:rPr>
-            </w:r>
-          </w:p>
-        </w:tc>
-        <w:tc>
-          <w:tcPr>
-            <w:tcMar>
-              <w:top w:w="100.0" w:type="dxa"/>
-              <w:left w:w="100.0" w:type="dxa"/>
-              <w:bottom w:w="100.0" w:type="dxa"/>
-              <w:right w:w="100.0" w:type="dxa"/>
-            </w:tcMar>
-          </w:tcPr>
-          <w:p>
-            <w:pPr>
-              <w:rPr/>
-            </w:pPr>
-            <w:r>
-              <w:rPr>
-                <w:rFonts w:ascii="Times New Roman" w:cs="Times New Roman" w:eastAsia="Times New Roman" w:hAnsi="Times New Roman"/>
-                <w:sz w:val="20"/>
-                <w:szCs w:val="20"/>
-                <w:rtl w:val="0"/>
-              </w:rPr>
-              <w:t xml:space="preserve">Xây dựng bộ truy vấn kiểm thử, đo chất lượng/hiệu năng và sửa lỗi</w:t>
-            </w:r>
-            <w:r>
-              <w:rPr>
-                <w:rtl w:val="0"/>
-              </w:rPr>
-            </w:r>
-          </w:p>
-        </w:tc>
-        <w:tc>
-          <w:tcPr>
-            <w:tcMar>
-              <w:top w:w="100.0" w:type="dxa"/>
-              <w:left w:w="100.0" w:type="dxa"/>
-              <w:bottom w:w="100.0" w:type="dxa"/>
-              <w:right w:w="100.0" w:type="dxa"/>
-            </w:tcMar>
-          </w:tcPr>
-          <w:p>
-            <w:pPr>
-              <w:rPr/>
-            </w:pPr>
-            <w:r>
-              <w:rPr>
-                <w:rFonts w:ascii="Times New Roman" w:cs="Times New Roman" w:eastAsia="Times New Roman" w:hAnsi="Times New Roman"/>
-                <w:sz w:val="20"/>
-                <w:szCs w:val="20"/>
-                <w:rtl w:val="0"/>
-              </w:rPr>
-              <w:t xml:space="preserve">Nguyễn Minh Toàn</w:t>
-            </w:r>
-            <w:r>
-              <w:rPr>
-                <w:rtl w:val="0"/>
-              </w:rPr>
-            </w:r>
-          </w:p>
-        </w:tc>
-        <w:tc>
-          <w:tcPr>
-            <w:tcMar>
-              <w:top w:w="100.0" w:type="dxa"/>
-              <w:left w:w="100.0" w:type="dxa"/>
-              <w:bottom w:w="100.0" w:type="dxa"/>
-              <w:right w:w="100.0" w:type="dxa"/>
-            </w:tcMar>
-          </w:tcPr>
-          <w:p>
-            <w:pPr>
-              <w:rPr/>
-            </w:pPr>
-            <w:r>
-              <w:rPr>
-                <w:rFonts w:ascii="Times New Roman" w:cs="Times New Roman" w:eastAsia="Times New Roman" w:hAnsi="Times New Roman"/>
-                <w:sz w:val="20"/>
-                <w:szCs w:val="20"/>
-                <w:rtl w:val="0"/>
-              </w:rPr>
-              <w:t xml:space="preserve">16/11/2026</w:t>
-            </w:r>
-            <w:r>
-              <w:rPr>
-                <w:rtl w:val="0"/>
-              </w:rPr>
-            </w:r>
-          </w:p>
-        </w:tc>
-        <w:tc>
-          <w:tcPr>
-            <w:tcMar>
-              <w:top w:w="100.0" w:type="dxa"/>
-              <w:left w:w="100.0" w:type="dxa"/>
-              <w:bottom w:w="100.0" w:type="dxa"/>
-              <w:right w:w="100.0" w:type="dxa"/>
-            </w:tcMar>
-          </w:tcPr>
-          <w:p>
-            <w:pPr>
-              <w:rPr/>
-            </w:pPr>
-            <w:r>
-              <w:rPr>
-                <w:rFonts w:ascii="Times New Roman" w:cs="Times New Roman" w:eastAsia="Times New Roman" w:hAnsi="Times New Roman"/>
-                <w:sz w:val="20"/>
-                <w:szCs w:val="20"/>
-                <w:rtl w:val="0"/>
-              </w:rPr>
-              <w:t xml:space="preserve">29/11/2026</w:t>
-            </w:r>
-            <w:r>
-              <w:rPr>
-                <w:rtl w:val="0"/>
-              </w:rPr>
-            </w:r>
-          </w:p>
-        </w:tc>
-        <w:tc>
-          <w:tcPr>
-            <w:tcMar>
-              <w:top w:w="100.0" w:type="dxa"/>
-              <w:left w:w="100.0" w:type="dxa"/>
-              <w:bottom w:w="100.0" w:type="dxa"/>
-              <w:right w:w="100.0" w:type="dxa"/>
-            </w:tcMar>
-          </w:tcPr>
-          <w:p>
-            <w:pPr>
-              <w:rPr/>
-            </w:pPr>
-            <w:r>
-              <w:rPr>
-                <w:rFonts w:ascii="Times New Roman" w:cs="Times New Roman" w:eastAsia="Times New Roman" w:hAnsi="Times New Roman"/>
-                <w:sz w:val="20"/>
-                <w:szCs w:val="20"/>
-                <w:rtl w:val="0"/>
-              </w:rPr>
-              <w:t xml:space="preserve">Kết quả đánh giá + bản ổn định</w:t>
-            </w:r>
-            <w:r>
-              <w:rPr>
-                <w:rtl w:val="0"/>
-              </w:rPr>
-            </w:r>
-          </w:p>
-        </w:tc>
-        <w:tc>
-          <w:tcPr>
-            <w:tcMar>
-              <w:top w:w="100.0" w:type="dxa"/>
-              <w:left w:w="100.0" w:type="dxa"/>
-              <w:bottom w:w="100.0" w:type="dxa"/>
-              <w:right w:w="100.0" w:type="dxa"/>
-            </w:tcMar>
-          </w:tcPr>
-          <w:p>
-            <w:pPr>
-              <w:rPr/>
-            </w:pPr>
-            <w:r>
-              <w:rPr>
-                <w:rFonts w:ascii="Times New Roman" w:cs="Times New Roman" w:eastAsia="Times New Roman" w:hAnsi="Times New Roman"/>
-                <w:sz w:val="20"/>
-                <w:szCs w:val="20"/>
-                <w:rtl w:val="0"/>
-              </w:rPr>
-              <w:t xml:space="preserve">Chưa làm</w:t>
-            </w:r>
-            <w:r>
-              <w:rPr>
-                <w:rtl w:val="0"/>
-              </w:rPr>
-            </w:r>
-          </w:p>
-        </w:tc>
-      </w:tr>
-      <w:tr>
-        <w:trPr>
-          <w:cantSplit w:val="1"/>
-          <w:tblHeader w:val="0"/>
-        </w:trPr>
-        <w:tc>
-          <w:tcPr>
-            <w:tcMar>
-              <w:top w:w="100.0" w:type="dxa"/>
-              <w:left w:w="100.0" w:type="dxa"/>
-              <w:bottom w:w="100.0" w:type="dxa"/>
-              <w:right w:w="100.0" w:type="dxa"/>
-            </w:tcMar>
-          </w:tcPr>
-          <w:p>
-            <w:pPr>
-              <w:rPr/>
-            </w:pPr>
-            <w:r>
-              <w:rPr>
-                <w:rFonts w:ascii="Times New Roman" w:cs="Times New Roman" w:eastAsia="Times New Roman" w:hAnsi="Times New Roman"/>
-                <w:sz w:val="20"/>
-                <w:szCs w:val="20"/>
-                <w:rtl w:val="0"/>
-              </w:rPr>
-              <w:t xml:space="preserve">4</w:t>
-            </w:r>
-            <w:r>
-              <w:rPr>
-                <w:rtl w:val="0"/>
-              </w:rPr>
-            </w:r>
-          </w:p>
-        </w:tc>
-        <w:tc>
-          <w:tcPr>
-            <w:tcMar>
-              <w:top w:w="100.0" w:type="dxa"/>
-              <w:left w:w="100.0" w:type="dxa"/>
-              <w:bottom w:w="100.0" w:type="dxa"/>
-              <w:right w:w="100.0" w:type="dxa"/>
-            </w:tcMar>
-          </w:tcPr>
-          <w:p>
-            <w:pPr>
-              <w:rPr>
-                <w:b w:val="1"/>
-                <w:bCs w:val="1"/>
-              </w:rPr>
-            </w:pPr>
-            <w:r>
-              <w:rPr>
-                <w:rFonts w:ascii="Times New Roman" w:cs="Times New Roman" w:eastAsia="Times New Roman" w:hAnsi="Times New Roman"/>
-                <w:b w:val="1"/>
-                <w:bCs w:val="1"/>
-                <w:sz w:val="20"/>
-                <w:szCs w:val="20"/>
-                <w:rtl w:val="0"/>
-              </w:rPr>
-              <w:t xml:space="preserve">GIAI ĐOẠN 4: HOÀN THIỆN &amp; NGHIỆM THU</w:t>
-            </w:r>
-            <w:r>
-              <w:rPr>
-                <w:rtl w:val="0"/>
-              </w:rPr>
-            </w:r>
-          </w:p>
-        </w:tc>
-        <w:tc>
-          <w:tcPr>
-            <w:tcMar>
-              <w:top w:w="100.0" w:type="dxa"/>
-              <w:left w:w="100.0" w:type="dxa"/>
-              <w:bottom w:w="100.0" w:type="dxa"/>
-              <w:right w:w="100.0" w:type="dxa"/>
-            </w:tcMar>
-          </w:tcPr>
-          <w:p>
-            <w:pPr>
-              <w:rPr/>
-            </w:pPr>
-            <w:r>
-              <w:rPr>
-                <w:rFonts w:ascii="Times New Roman" w:cs="Times New Roman" w:eastAsia="Times New Roman" w:hAnsi="Times New Roman"/>
-                <w:sz w:val="20"/>
-                <w:szCs w:val="20"/>
-                <w:rtl w:val="0"/>
-              </w:rPr>
-              <w:t xml:space="preserve">Nguyễn Minh Toàn</w:t>
-            </w:r>
-            <w:r>
-              <w:rPr>
-                <w:rtl w:val="0"/>
-              </w:rPr>
-            </w:r>
-          </w:p>
-        </w:tc>
-        <w:tc>
-          <w:tcPr>
-            <w:tcMar>
-              <w:top w:w="100.0" w:type="dxa"/>
-              <w:left w:w="100.0" w:type="dxa"/>
-              <w:bottom w:w="100.0" w:type="dxa"/>
-              <w:right w:w="100.0" w:type="dxa"/>
-            </w:tcMar>
-          </w:tcPr>
-          <w:p>
-            <w:pPr>
-              <w:rPr/>
-            </w:pPr>
-            <w:r>
-              <w:rPr>
-                <w:rFonts w:ascii="Times New Roman" w:cs="Times New Roman" w:eastAsia="Times New Roman" w:hAnsi="Times New Roman"/>
-                <w:sz w:val="20"/>
-                <w:szCs w:val="20"/>
-                <w:rtl w:val="0"/>
-              </w:rPr>
-              <w:t xml:space="preserve">23/11/2026</w:t>
-            </w:r>
-            <w:r>
-              <w:rPr>
-                <w:rtl w:val="0"/>
-              </w:rPr>
-            </w:r>
-          </w:p>
-        </w:tc>
-        <w:tc>
-          <w:tcPr>
-            <w:tcMar>
-              <w:top w:w="100.0" w:type="dxa"/>
-              <w:left w:w="100.0" w:type="dxa"/>
-              <w:bottom w:w="100.0" w:type="dxa"/>
-              <w:right w:w="100.0" w:type="dxa"/>
-            </w:tcMar>
-          </w:tcPr>
-          <w:p>
-            <w:pPr>
-              <w:rPr/>
-            </w:pPr>
-            <w:r>
-              <w:rPr>
-                <w:rFonts w:ascii="Times New Roman" w:cs="Times New Roman" w:eastAsia="Times New Roman" w:hAnsi="Times New Roman"/>
-                <w:sz w:val="20"/>
-                <w:szCs w:val="20"/>
-                <w:rtl w:val="0"/>
-              </w:rPr>
-              <w:t xml:space="preserve">06/12/2026</w:t>
-            </w:r>
-            <w:r>
-              <w:rPr>
-                <w:rtl w:val="0"/>
-              </w:rPr>
-            </w:r>
-          </w:p>
-        </w:tc>
-        <w:tc>
-          <w:tcPr>
-            <w:tcMar>
-              <w:top w:w="100.0" w:type="dxa"/>
-              <w:left w:w="100.0" w:type="dxa"/>
-              <w:bottom w:w="100.0" w:type="dxa"/>
-              <w:right w:w="100.0" w:type="dxa"/>
-            </w:tcMar>
-          </w:tcPr>
-          <w:p>
-            <w:pPr>
-              <w:rPr/>
-            </w:pPr>
-            <w:r>
-              <w:rPr>
-                <w:rFonts w:ascii="Times New Roman" w:cs="Times New Roman" w:eastAsia="Times New Roman" w:hAnsi="Times New Roman"/>
-                <w:sz w:val="20"/>
-                <w:szCs w:val="20"/>
-                <w:rtl w:val="0"/>
-              </w:rPr>
-              <w:t xml:space="preserve">Sản phẩm và hồ sơ báo cáo hoàn chỉnh</w:t>
-            </w:r>
-            <w:r>
-              <w:rPr>
-                <w:rtl w:val="0"/>
-              </w:rPr>
-            </w:r>
-          </w:p>
-        </w:tc>
-        <w:tc>
-          <w:tcPr>
-            <w:tcMar>
-              <w:top w:w="100.0" w:type="dxa"/>
-              <w:left w:w="100.0" w:type="dxa"/>
-              <w:bottom w:w="100.0" w:type="dxa"/>
-              <w:right w:w="100.0" w:type="dxa"/>
-            </w:tcMar>
-          </w:tcPr>
-          <w:p>
-            <w:pPr>
-              <w:rPr/>
-            </w:pPr>
-            <w:r>
-              <w:rPr>
-                <w:rFonts w:ascii="Times New Roman" w:cs="Times New Roman" w:eastAsia="Times New Roman" w:hAnsi="Times New Roman"/>
-                <w:sz w:val="20"/>
-                <w:szCs w:val="20"/>
-                <w:rtl w:val="0"/>
-              </w:rPr>
-              <w:t xml:space="preserve">Chưa làm</w:t>
-            </w:r>
-            <w:r>
-              <w:rPr>
-                <w:rtl w:val="0"/>
-              </w:rPr>
-            </w:r>
-          </w:p>
-        </w:tc>
-      </w:tr>
-      <w:tr>
-        <w:trPr>
-          <w:cantSplit w:val="1"/>
-          <w:tblHeader w:val="0"/>
-        </w:trPr>
-        <w:tc>
-          <w:tcPr>
-            <w:tcMar>
-              <w:top w:w="100.0" w:type="dxa"/>
-              <w:left w:w="100.0" w:type="dxa"/>
-              <w:bottom w:w="100.0" w:type="dxa"/>
-              <w:right w:w="100.0" w:type="dxa"/>
-            </w:tcMar>
-          </w:tcPr>
-          <w:p>
-            <w:pPr>
-              <w:rPr/>
-            </w:pPr>
-            <w:r>
-              <w:rPr>
-                <w:rFonts w:ascii="Times New Roman" w:cs="Times New Roman" w:eastAsia="Times New Roman" w:hAnsi="Times New Roman"/>
-                <w:sz w:val="20"/>
-                <w:szCs w:val="20"/>
-                <w:rtl w:val="0"/>
-              </w:rPr>
-              <w:t xml:space="preserve">4.1</w:t>
-            </w:r>
-            <w:r>
-              <w:rPr>
-                <w:rtl w:val="0"/>
-              </w:rPr>
-            </w:r>
-          </w:p>
-        </w:tc>
-        <w:tc>
-          <w:tcPr>
-            <w:tcMar>
-              <w:top w:w="100.0" w:type="dxa"/>
-              <w:left w:w="100.0" w:type="dxa"/>
-              <w:bottom w:w="100.0" w:type="dxa"/>
-              <w:right w:w="100.0" w:type="dxa"/>
-            </w:tcMar>
-          </w:tcPr>
-          <w:p>
-            <w:pPr>
-              <w:rPr/>
-            </w:pPr>
-            <w:r>
-              <w:rPr>
-                <w:rFonts w:ascii="Times New Roman" w:cs="Times New Roman" w:eastAsia="Times New Roman" w:hAnsi="Times New Roman"/>
-                <w:sz w:val="20"/>
-                <w:szCs w:val="20"/>
-                <w:rtl w:val="0"/>
-              </w:rPr>
-              <w:t xml:space="preserve">Triển khai self-host, kiểm tra domain/HTTPS, backup và smoke test</w:t>
-            </w:r>
-            <w:r>
-              <w:rPr>
-                <w:rtl w:val="0"/>
-              </w:rPr>
-            </w:r>
-          </w:p>
-        </w:tc>
-        <w:tc>
-          <w:tcPr>
-            <w:tcMar>
-              <w:top w:w="100.0" w:type="dxa"/>
-              <w:left w:w="100.0" w:type="dxa"/>
-              <w:bottom w:w="100.0" w:type="dxa"/>
-              <w:right w:w="100.0" w:type="dxa"/>
-            </w:tcMar>
-          </w:tcPr>
-          <w:p>
-            <w:pPr>
-              <w:rPr/>
-            </w:pPr>
-            <w:r>
-              <w:rPr>
-                <w:rFonts w:ascii="Times New Roman" w:cs="Times New Roman" w:eastAsia="Times New Roman" w:hAnsi="Times New Roman"/>
-                <w:sz w:val="20"/>
-                <w:szCs w:val="20"/>
-                <w:rtl w:val="0"/>
-              </w:rPr>
-              <w:t xml:space="preserve">Nguyễn Minh Toàn</w:t>
-            </w:r>
-            <w:r>
-              <w:rPr>
-                <w:rtl w:val="0"/>
-              </w:rPr>
-            </w:r>
-          </w:p>
-        </w:tc>
-        <w:tc>
-          <w:tcPr>
-            <w:tcMar>
-              <w:top w:w="100.0" w:type="dxa"/>
-              <w:left w:w="100.0" w:type="dxa"/>
-              <w:bottom w:w="100.0" w:type="dxa"/>
-              <w:right w:w="100.0" w:type="dxa"/>
-            </w:tcMar>
-          </w:tcPr>
-          <w:p>
-            <w:pPr>
-              <w:rPr/>
-            </w:pPr>
-            <w:r>
-              <w:rPr>
-                <w:rFonts w:ascii="Times New Roman" w:cs="Times New Roman" w:eastAsia="Times New Roman" w:hAnsi="Times New Roman"/>
-                <w:sz w:val="20"/>
-                <w:szCs w:val="20"/>
-                <w:rtl w:val="0"/>
-              </w:rPr>
-              <w:t xml:space="preserve">23/11/2026</w:t>
-            </w:r>
-            <w:r>
-              <w:rPr>
-                <w:rtl w:val="0"/>
-              </w:rPr>
-            </w:r>
-          </w:p>
-        </w:tc>
-        <w:tc>
-          <w:tcPr>
-            <w:tcMar>
-              <w:top w:w="100.0" w:type="dxa"/>
-              <w:left w:w="100.0" w:type="dxa"/>
-              <w:bottom w:w="100.0" w:type="dxa"/>
-              <w:right w:w="100.0" w:type="dxa"/>
-            </w:tcMar>
-          </w:tcPr>
-          <w:p>
-            <w:pPr>
-              <w:rPr/>
-            </w:pPr>
-            <w:r>
-              <w:rPr>
-                <w:rFonts w:ascii="Times New Roman" w:cs="Times New Roman" w:eastAsia="Times New Roman" w:hAnsi="Times New Roman"/>
-                <w:sz w:val="20"/>
-                <w:szCs w:val="20"/>
-                <w:rtl w:val="0"/>
-              </w:rPr>
-              <w:t xml:space="preserve">06/12/2026</w:t>
-            </w:r>
-            <w:r>
-              <w:rPr>
-                <w:rtl w:val="0"/>
-              </w:rPr>
-            </w:r>
-          </w:p>
-        </w:tc>
-        <w:tc>
-          <w:tcPr>
-            <w:tcMar>
-              <w:top w:w="100.0" w:type="dxa"/>
-              <w:left w:w="100.0" w:type="dxa"/>
-              <w:bottom w:w="100.0" w:type="dxa"/>
-              <w:right w:w="100.0" w:type="dxa"/>
-            </w:tcMar>
-          </w:tcPr>
-          <w:p>
-            <w:pPr>
-              <w:rPr/>
-            </w:pPr>
-            <w:r>
-              <w:rPr>
-                <w:rFonts w:ascii="Times New Roman" w:cs="Times New Roman" w:eastAsia="Times New Roman" w:hAnsi="Times New Roman"/>
-                <w:sz w:val="20"/>
-                <w:szCs w:val="20"/>
-                <w:rtl w:val="0"/>
-              </w:rPr>
-              <w:t xml:space="preserve">Bản chạy thực tế phục vụ demo</w:t>
-            </w:r>
-            <w:r>
-              <w:rPr>
-                <w:rtl w:val="0"/>
-              </w:rPr>
-            </w:r>
-          </w:p>
-        </w:tc>
-        <w:tc>
-          <w:tcPr>
-            <w:tcMar>
-              <w:top w:w="100.0" w:type="dxa"/>
-              <w:left w:w="100.0" w:type="dxa"/>
-              <w:bottom w:w="100.0" w:type="dxa"/>
-              <w:right w:w="100.0" w:type="dxa"/>
-            </w:tcMar>
-          </w:tcPr>
-          <w:p>
-            <w:pPr>
-              <w:rPr/>
-            </w:pPr>
-            <w:r>
-              <w:rPr>
-                <w:rFonts w:ascii="Times New Roman" w:cs="Times New Roman" w:eastAsia="Times New Roman" w:hAnsi="Times New Roman"/>
-                <w:sz w:val="20"/>
-                <w:szCs w:val="20"/>
-                <w:rtl w:val="0"/>
-              </w:rPr>
-              <w:t xml:space="preserve">Chưa làm</w:t>
-            </w:r>
-            <w:r>
-              <w:rPr>
-                <w:rtl w:val="0"/>
-              </w:rPr>
-            </w:r>
-          </w:p>
-        </w:tc>
-      </w:tr>
-      <w:tr>
-        <w:trPr>
-          <w:cantSplit w:val="1"/>
-          <w:tblHeader w:val="0"/>
-        </w:trPr>
-        <w:tc>
-          <w:tcPr>
-            <w:tcMar>
-              <w:top w:w="100.0" w:type="dxa"/>
-              <w:left w:w="100.0" w:type="dxa"/>
-              <w:bottom w:w="100.0" w:type="dxa"/>
-              <w:right w:w="100.0" w:type="dxa"/>
-            </w:tcMar>
-          </w:tcPr>
-          <w:p>
-            <w:pPr>
-              <w:rPr/>
-            </w:pPr>
-            <w:r>
-              <w:rPr>
-                <w:rFonts w:ascii="Times New Roman" w:cs="Times New Roman" w:eastAsia="Times New Roman" w:hAnsi="Times New Roman"/>
-                <w:sz w:val="20"/>
-                <w:szCs w:val="20"/>
-                <w:rtl w:val="0"/>
-              </w:rPr>
-              <w:t xml:space="preserve">4.2</w:t>
-            </w:r>
-            <w:r>
-              <w:rPr>
-                <w:rtl w:val="0"/>
-              </w:rPr>
-            </w:r>
-          </w:p>
-        </w:tc>
-        <w:tc>
-          <w:tcPr>
-            <w:tcMar>
-              <w:top w:w="100.0" w:type="dxa"/>
-              <w:left w:w="100.0" w:type="dxa"/>
-              <w:bottom w:w="100.0" w:type="dxa"/>
-              <w:right w:w="100.0" w:type="dxa"/>
-            </w:tcMar>
-          </w:tcPr>
-          <w:p>
-            <w:pPr>
-              <w:rPr/>
-            </w:pPr>
-            <w:r>
-              <w:rPr>
-                <w:rFonts w:ascii="Times New Roman" w:cs="Times New Roman" w:eastAsia="Times New Roman" w:hAnsi="Times New Roman"/>
-                <w:sz w:val="20"/>
-                <w:szCs w:val="20"/>
-                <w:rtl w:val="0"/>
-              </w:rPr>
-              <w:t xml:space="preserve">Hoàn thiện báo cáo, slide, kịch bản demo và tập duyệt</w:t>
-            </w:r>
-            <w:r>
-              <w:rPr>
-                <w:rtl w:val="0"/>
-              </w:rPr>
-            </w:r>
-          </w:p>
-        </w:tc>
-        <w:tc>
-          <w:tcPr>
-            <w:tcMar>
-              <w:top w:w="100.0" w:type="dxa"/>
-              <w:left w:w="100.0" w:type="dxa"/>
-              <w:bottom w:w="100.0" w:type="dxa"/>
-              <w:right w:w="100.0" w:type="dxa"/>
-            </w:tcMar>
-          </w:tcPr>
-          <w:p>
-            <w:pPr>
-              <w:rPr/>
-            </w:pPr>
-            <w:r>
-              <w:rPr>
-                <w:rFonts w:ascii="Times New Roman" w:cs="Times New Roman" w:eastAsia="Times New Roman" w:hAnsi="Times New Roman"/>
-                <w:sz w:val="20"/>
-                <w:szCs w:val="20"/>
-                <w:rtl w:val="0"/>
-              </w:rPr>
-              <w:t xml:space="preserve">Nguyễn Minh Toàn</w:t>
-            </w:r>
-            <w:r>
-              <w:rPr>
-                <w:rtl w:val="0"/>
-              </w:rPr>
-            </w:r>
-          </w:p>
-        </w:tc>
-        <w:tc>
-          <w:tcPr>
-            <w:tcMar>
-              <w:top w:w="100.0" w:type="dxa"/>
-              <w:left w:w="100.0" w:type="dxa"/>
-              <w:bottom w:w="100.0" w:type="dxa"/>
-              <w:right w:w="100.0" w:type="dxa"/>
-            </w:tcMar>
-          </w:tcPr>
-          <w:p>
-            <w:pPr>
-              <w:rPr/>
-            </w:pPr>
-            <w:r>
-              <w:rPr>
-                <w:rFonts w:ascii="Times New Roman" w:cs="Times New Roman" w:eastAsia="Times New Roman" w:hAnsi="Times New Roman"/>
-                <w:sz w:val="20"/>
-                <w:szCs w:val="20"/>
-                <w:rtl w:val="0"/>
-              </w:rPr>
-              <w:t xml:space="preserve">30/11/2026</w:t>
-            </w:r>
-            <w:r>
-              <w:rPr>
-                <w:rtl w:val="0"/>
-              </w:rPr>
-            </w:r>
-          </w:p>
-        </w:tc>
-        <w:tc>
-          <w:tcPr>
-            <w:tcMar>
-              <w:top w:w="100.0" w:type="dxa"/>
-              <w:left w:w="100.0" w:type="dxa"/>
-              <w:bottom w:w="100.0" w:type="dxa"/>
-              <w:right w:w="100.0" w:type="dxa"/>
-            </w:tcMar>
-          </w:tcPr>
-          <w:p>
-            <w:pPr>
-              <w:rPr/>
-            </w:pPr>
-            <w:r>
-              <w:rPr>
-                <w:rFonts w:ascii="Times New Roman" w:cs="Times New Roman" w:eastAsia="Times New Roman" w:hAnsi="Times New Roman"/>
-                <w:sz w:val="20"/>
-                <w:szCs w:val="20"/>
-                <w:rtl w:val="0"/>
-              </w:rPr>
-              <w:t xml:space="preserve">06/12/2026</w:t>
-            </w:r>
-            <w:r>
-              <w:rPr>
-                <w:rtl w:val="0"/>
-              </w:rPr>
-            </w:r>
-          </w:p>
-        </w:tc>
-        <w:tc>
-          <w:tcPr>
-            <w:tcMar>
-              <w:top w:w="100.0" w:type="dxa"/>
-              <w:left w:w="100.0" w:type="dxa"/>
-              <w:bottom w:w="100.0" w:type="dxa"/>
-              <w:right w:w="100.0" w:type="dxa"/>
-            </w:tcMar>
-          </w:tcPr>
-          <w:p>
-            <w:pPr>
-              <w:rPr/>
-            </w:pPr>
-            <w:r>
-              <w:rPr>
-                <w:rFonts w:ascii="Times New Roman" w:cs="Times New Roman" w:eastAsia="Times New Roman" w:hAnsi="Times New Roman"/>
-                <w:sz w:val="20"/>
-                <w:szCs w:val="20"/>
-                <w:rtl w:val="0"/>
-              </w:rPr>
-              <w:t xml:space="preserve">Báo cáo + sản phẩm demo</w:t>
-            </w:r>
-            <w:r>
-              <w:rPr>
-                <w:rtl w:val="0"/>
-              </w:rPr>
-            </w:r>
-          </w:p>
-        </w:tc>
-        <w:tc>
-          <w:tcPr>
-            <w:tcMar>
-              <w:top w:w="100.0" w:type="dxa"/>
-              <w:left w:w="100.0" w:type="dxa"/>
-              <w:bottom w:w="100.0" w:type="dxa"/>
-              <w:right w:w="100.0" w:type="dxa"/>
-            </w:tcMar>
-          </w:tcPr>
-          <w:p>
-            <w:pPr>
-              <w:rPr/>
-            </w:pPr>
-            <w:r>
-              <w:rPr>
-                <w:rFonts w:ascii="Times New Roman" w:cs="Times New Roman" w:eastAsia="Times New Roman" w:hAnsi="Times New Roman"/>
-                <w:sz w:val="20"/>
-                <w:szCs w:val="20"/>
-                <w:rtl w:val="0"/>
-              </w:rPr>
-              <w:t xml:space="preserve">Chưa làm</w:t>
-            </w:r>
-            <w:r>
-              <w:rPr>
-                <w:rtl w:val="0"/>
-              </w:rPr>
+            <w:vAlign w:val="center"/>
+          </w:tcPr>
+          <w:p>
+            <w:pPr>
+              <w:spacing w:after="0" w:before="0"/>
+              <w:jc w:val="center"/>
+            </w:pPr>
+            <w:r>
+              <w:rPr>
+                <w:rFonts w:ascii="Times New Roman" w:hAnsi="Times New Roman"/>
+                <w:b w:val="0"/>
+                <w:sz w:val="20"/>
+              </w:rPr>
+              <w:t>9</w:t>
+            </w:r>
+          </w:p>
+        </w:tc>
+        <w:tc>
+          <w:tcPr>
+            <w:tcMar>
+              <w:top w:w="100.0" w:type="dxa"/>
+              <w:left w:w="100.0" w:type="dxa"/>
+              <w:bottom w:w="100.0" w:type="dxa"/>
+              <w:right w:w="100.0" w:type="dxa"/>
+            </w:tcMar>
+            <w:vAlign w:val="center"/>
+          </w:tcPr>
+          <w:p>
+            <w:pPr>
+              <w:spacing w:after="0" w:before="0"/>
+              <w:jc w:val="left"/>
+            </w:pPr>
+            <w:r>
+              <w:rPr>
+                <w:rFonts w:ascii="Times New Roman" w:hAnsi="Times New Roman"/>
+                <w:b w:val="0"/>
+                <w:sz w:val="20"/>
+              </w:rPr>
+              <w:t>Thi vấn đáp</w:t>
+            </w:r>
+          </w:p>
+        </w:tc>
+        <w:tc>
+          <w:tcPr>
+            <w:tcMar>
+              <w:top w:w="100.0" w:type="dxa"/>
+              <w:left w:w="100.0" w:type="dxa"/>
+              <w:bottom w:w="100.0" w:type="dxa"/>
+              <w:right w:w="100.0" w:type="dxa"/>
+            </w:tcMar>
+            <w:vAlign w:val="center"/>
+          </w:tcPr>
+          <w:p>
+            <w:pPr>
+              <w:spacing w:after="0" w:before="0"/>
+              <w:jc w:val="center"/>
+            </w:pPr>
+            <w:r>
+              <w:rPr>
+                <w:rFonts w:ascii="Times New Roman" w:hAnsi="Times New Roman"/>
+                <w:b w:val="0"/>
+                <w:sz w:val="20"/>
+              </w:rPr>
+              <w:t>Nguyễn Minh Toàn</w:t>
+            </w:r>
+          </w:p>
+        </w:tc>
+        <w:tc>
+          <w:tcPr>
+            <w:tcMar>
+              <w:top w:w="100.0" w:type="dxa"/>
+              <w:left w:w="100.0" w:type="dxa"/>
+              <w:bottom w:w="100.0" w:type="dxa"/>
+              <w:right w:w="100.0" w:type="dxa"/>
+            </w:tcMar>
+            <w:vAlign w:val="center"/>
+          </w:tcPr>
+          <w:p>
+            <w:pPr>
+              <w:spacing w:after="0" w:before="0"/>
+              <w:jc w:val="center"/>
+            </w:pPr>
+            <w:r>
+              <w:rPr>
+                <w:rFonts w:ascii="Times New Roman" w:hAnsi="Times New Roman"/>
+                <w:b w:val="0"/>
+                <w:sz w:val="20"/>
+              </w:rPr>
+              <w:t>Theo lịch Khảo thí</w:t>
+            </w:r>
+          </w:p>
+        </w:tc>
+        <w:tc>
+          <w:tcPr>
+            <w:tcMar>
+              <w:top w:w="100.0" w:type="dxa"/>
+              <w:left w:w="100.0" w:type="dxa"/>
+              <w:bottom w:w="100.0" w:type="dxa"/>
+              <w:right w:w="100.0" w:type="dxa"/>
+            </w:tcMar>
+            <w:vAlign w:val="center"/>
+          </w:tcPr>
+          <w:p>
+            <w:pPr>
+              <w:spacing w:after="0" w:before="0"/>
+              <w:jc w:val="center"/>
+            </w:pPr>
+            <w:r>
+              <w:rPr>
+                <w:rFonts w:ascii="Times New Roman" w:hAnsi="Times New Roman"/>
+                <w:b w:val="0"/>
+                <w:sz w:val="20"/>
+              </w:rPr>
+              <w:t>Theo lịch Khảo thí</w:t>
+            </w:r>
+          </w:p>
+        </w:tc>
+        <w:tc>
+          <w:tcPr>
+            <w:tcMar>
+              <w:top w:w="100.0" w:type="dxa"/>
+              <w:left w:w="100.0" w:type="dxa"/>
+              <w:bottom w:w="100.0" w:type="dxa"/>
+              <w:right w:w="100.0" w:type="dxa"/>
+            </w:tcMar>
+            <w:vAlign w:val="center"/>
+          </w:tcPr>
+          <w:p>
+            <w:pPr>
+              <w:spacing w:after="0" w:before="0"/>
+              <w:jc w:val="left"/>
+            </w:pPr>
+            <w:r>
+              <w:rPr>
+                <w:rFonts w:ascii="Times New Roman" w:hAnsi="Times New Roman"/>
+                <w:b w:val="0"/>
+                <w:sz w:val="20"/>
+              </w:rPr>
+              <w:t>Hoàn thành thi vấn đáp</w:t>
+            </w:r>
+          </w:p>
+        </w:tc>
+        <w:tc>
+          <w:tcPr>
+            <w:tcMar>
+              <w:top w:w="100.0" w:type="dxa"/>
+              <w:left w:w="100.0" w:type="dxa"/>
+              <w:bottom w:w="100.0" w:type="dxa"/>
+              <w:right w:w="100.0" w:type="dxa"/>
+            </w:tcMar>
+            <w:vAlign w:val="center"/>
+          </w:tcPr>
+          <w:p>
+            <w:pPr>
+              <w:spacing w:after="0" w:before="0"/>
+              <w:jc w:val="center"/>
+            </w:pPr>
+            <w:r>
+              <w:rPr>
+                <w:rFonts w:ascii="Times New Roman" w:hAnsi="Times New Roman"/>
+                <w:b w:val="0"/>
+                <w:sz w:val="20"/>
+              </w:rPr>
+              <w:t>Chưa làm</w:t>
             </w:r>
           </w:p>
         </w:tc>
@@ -3740,28 +2831,18 @@
       </w:pPr>
       <w:r>
         <w:rPr>
-          <w:rFonts w:ascii="Times New Roman" w:cs="Times New Roman" w:eastAsia="Times New Roman" w:hAnsi="Times New Roman"/>
-          <w:b w:val="1"/>
-          <w:bCs w:val="1"/>
+          <w:rFonts w:ascii="Times New Roman" w:hAnsi="Times New Roman"/>
+          <w:b/>
           <w:sz w:val="24"/>
-          <w:szCs w:val="24"/>
-          <w:rtl w:val="0"/>
-        </w:rPr>
-        <w:t xml:space="preserve">Mốc 1 (Tuần 1: 12/10/2026 - 18/10/2026): </w:t>
-      </w:r>
-      <w:r>
-        <w:rPr>
-          <w:rFonts w:ascii="Times New Roman" w:cs="Times New Roman" w:eastAsia="Times New Roman" w:hAnsi="Times New Roman"/>
+        </w:rPr>
+        <w:t xml:space="preserve">Mốc 1 (14/10/2026 - 19/10/2026): </w:t>
+      </w:r>
+      <w:r>
+        <w:rPr>
+          <w:rFonts w:ascii="Times New Roman" w:hAnsi="Times New Roman"/>
           <w:sz w:val="24"/>
-          <w:szCs w:val="24"/>
-          <w:rtl w:val="0"/>
-        </w:rPr>
-        <w:t xml:space="preserve">Chốt đề tài, mục tiêu, phạm vi và nộp kế hoạch thực hiện dự án.</w:t>
-      </w:r>
-      <w:r>
-        <w:rPr>
-          <w:rtl w:val="0"/>
-        </w:rPr>
+        </w:rPr>
+        <w:t>Xây dựng, nộp và bảo vệ đề cương.</w:t>
       </w:r>
     </w:p>
     <w:p>
@@ -3777,27 +2858,16 @@
       </w:pPr>
       <w:r>
         <w:rPr>
-          <w:rFonts w:ascii="Times New Roman" w:cs="Times New Roman" w:eastAsia="Times New Roman" w:hAnsi="Times New Roman"/>
-          <w:b w:val="1"/>
-          <w:bCs w:val="1"/>
+          <w:rFonts w:ascii="Times New Roman" w:hAnsi="Times New Roman"/>
+          <w:b/>
           <w:sz w:val="24"/>
-          <w:szCs w:val="24"/>
-          <w:rtl w:val="0"/>
-        </w:rPr>
-        <w:t xml:space="preserve">Mốc 2 (Cuối tuần 4 - 08/11/2026):</w:t>
-      </w:r>
-      <w:r>
-        <w:rPr>
-          <w:rFonts w:ascii="Times New Roman" w:cs="Times New Roman" w:eastAsia="Times New Roman" w:hAnsi="Times New Roman"/>
+        </w:rPr>
+        <w:t>Mốc 2 (20/10/2026 - 26/10/2026): Khảo sát, phân tích yêu cầu và thiết kế hệ thống.</w:t>
+      </w:r>
+      <w:r>
+        <w:rPr>
+          <w:rFonts w:ascii="Times New Roman" w:hAnsi="Times New Roman"/>
           <w:sz w:val="24"/>
-          <w:szCs w:val="24"/>
-          <w:rtl w:val="0"/>
-        </w:rPr>
-        <w:t xml:space="preserve"> Hoàn thành tối thiểu 50% khối lượng - có cấu trúc dữ liệu, các luồng nội dung chính và bản tìm kiếm cơ bản chạy được.</w:t>
-      </w:r>
-      <w:r>
-        <w:rPr>
-          <w:rtl w:val="0"/>
         </w:rPr>
       </w:r>
     </w:p>
@@ -3814,28 +2884,98 @@
       </w:pPr>
       <w:r>
         <w:rPr>
-          <w:rFonts w:ascii="Times New Roman" w:cs="Times New Roman" w:eastAsia="Times New Roman" w:hAnsi="Times New Roman"/>
-          <w:b w:val="1"/>
-          <w:bCs w:val="1"/>
+          <w:rFonts w:ascii="Times New Roman" w:hAnsi="Times New Roman"/>
+          <w:b/>
           <w:sz w:val="24"/>
-          <w:szCs w:val="24"/>
-          <w:rtl w:val="0"/>
-        </w:rPr>
-        <w:t xml:space="preserve">Mốc 3 (Cuối tuần 8 - 06/12/2026): </w:t>
-      </w:r>
-      <w:r>
-        <w:rPr>
-          <w:rFonts w:ascii="Times New Roman" w:cs="Times New Roman" w:eastAsia="Times New Roman" w:hAnsi="Times New Roman"/>
+        </w:rPr>
+        <w:t>Mốc 3 (27/10/2026 - 23/11/2026): Hoàn thiện thiết kế kỹ thuật và xây dựng các chức năng chính.</w:t>
+      </w:r>
+      <w:r>
+        <w:rPr>
+          <w:rFonts w:ascii="Times New Roman" w:hAnsi="Times New Roman"/>
           <w:sz w:val="24"/>
-          <w:szCs w:val="24"/>
-          <w:rtl w:val="0"/>
-        </w:rPr>
-        <w:t xml:space="preserve">Hoàn thiện sản phẩm, kiểm thử, triển khai self-host, hoàn thiện báo cáo và chuẩn bị thuyết trình.</w:t>
-      </w:r>
-      <w:r>
-        <w:rPr>
-          <w:rtl w:val="0"/>
-        </w:rPr>
+        </w:rPr>
+      </w:r>
+    </w:p>
+    <w:p>
+      <w:pPr>
+        <w:numPr>
+          <w:ilvl w:val="0"/>
+          <w:numId w:val="1"/>
+        </w:numPr>
+        <w:spacing w:after="120" w:before="120" w:line="288" w:lineRule="auto"/>
+        <w:ind w:left="0" w:firstLine="426"/>
+        <w:jc w:val="both"/>
+        <w:rPr/>
+      </w:pPr>
+      <w:r>
+        <w:rPr>
+          <w:rFonts w:ascii="Times New Roman" w:hAnsi="Times New Roman"/>
+          <w:b/>
+          <w:sz w:val="24"/>
+        </w:rPr>
+        <w:t xml:space="preserve">Mốc 4 (24/11/2026 - 30/11/2026): </w:t>
+      </w:r>
+      <w:r>
+        <w:rPr>
+          <w:rFonts w:ascii="Times New Roman" w:hAnsi="Times New Roman"/>
+          <w:sz w:val="24"/>
+        </w:rPr>
+        <w:t>Kiểm thử, hoàn thiện sản phẩm và viết báo cáo.</w:t>
+      </w:r>
+    </w:p>
+    <w:p>
+      <w:pPr>
+        <w:numPr>
+          <w:ilvl w:val="0"/>
+          <w:numId w:val="1"/>
+        </w:numPr>
+        <w:spacing w:after="120" w:before="120" w:line="288" w:lineRule="auto"/>
+        <w:ind w:left="0" w:firstLine="426"/>
+        <w:jc w:val="both"/>
+        <w:rPr/>
+      </w:pPr>
+      <w:r>
+        <w:rPr>
+          <w:rFonts w:ascii="Times New Roman" w:hAnsi="Times New Roman"/>
+          <w:b/>
+          <w:sz w:val="24"/>
+        </w:rPr>
+        <w:t xml:space="preserve">Mốc 5 (30/11/2026 - 07/12/2026): </w:t>
+      </w:r>
+      <w:r>
+        <w:rPr>
+          <w:rFonts w:ascii="Times New Roman" w:hAnsi="Times New Roman"/>
+          <w:sz w:val="24"/>
+        </w:rPr>
+        <w:t>Hoàn thiện Bài tập lớn theo ý kiến của giảng viên và nộp báo cáo.</w:t>
+      </w:r>
+    </w:p>
+    <w:p>
+      <w:pPr>
+        <w:numPr>
+          <w:ilvl w:val="0"/>
+          <w:numId w:val="1"/>
+        </w:numPr>
+        <w:spacing w:after="120" w:before="120" w:line="288" w:lineRule="auto"/>
+        <w:ind w:left="0" w:firstLine="426"/>
+        <w:jc w:val="both"/>
+        <w:rPr/>
+      </w:pPr>
+      <w:r>
+        <w:rPr>
+          <w:rFonts w:ascii="Times New Roman" w:hAnsi="Times New Roman"/>
+          <w:b/>
+          <w:sz w:val="24"/>
+        </w:rPr>
+        <w:t xml:space="preserve">Mốc 6 (Theo lịch Khảo thí): </w:t>
+      </w:r>
+      <w:r>
+        <w:rPr>
+          <w:rFonts w:ascii="Times New Roman" w:hAnsi="Times New Roman"/>
+          <w:sz w:val="24"/>
+        </w:rPr>
+        <w:t>Thi vấn đáp.</w:t>
       </w:r>
     </w:p>
     <w:p>
